--- a/産業廃棄物処分委託契約書_青木環境事業株式会社_ひな型.docx
+++ b/産業廃棄物処分委託契約書_青木環境事業株式会社_ひな型.docx
@@ -201,7 +201,7 @@
       </w:pPr>
       <w:r>
         <w:rPr>
-          <w:rFonts w:cs="ＭＳ 明朝;MS Mincho"/>
+          <w:rFonts w:cs="ＭＳ 明朝"/>
         </w:rPr>
         <w:t xml:space="preserve">                                                             </w:t>
       </w:r>
@@ -366,7 +366,7 @@
       </w:r>
       <w:r>
         <w:rPr>
-          <w:rFonts w:cs="ＭＳ 明朝;MS Mincho"/>
+          <w:rFonts w:cs="ＭＳ 明朝"/>
           <w:color w:val="000000"/>
           <w:szCs w:val="22"/>
           <w:u w:val="single"/>
@@ -478,7 +478,7 @@
       </w:pPr>
       <w:r>
         <w:rPr>
-          <w:rFonts w:cs="ＭＳ 明朝;MS Mincho"/>
+          <w:rFonts w:cs="ＭＳ 明朝"/>
           <w:color w:val="0000FF"/>
         </w:rPr>
         <w:t>◎</w:t>
@@ -873,12 +873,12 @@
           <w:tab w:val="left" w:pos="3261" w:leader="none"/>
         </w:tabs>
         <w:rPr>
-          <w:rFonts w:cs="ＭＳ 明朝;MS Mincho"/>
-        </w:rPr>
-      </w:pPr>
-      <w:r>
-        <w:rPr>
-          <w:rFonts w:cs="ＭＳ 明朝;MS Mincho"/>
+          <w:rFonts w:cs="ＭＳ 明朝"/>
+        </w:rPr>
+      </w:pPr>
+      <w:r>
+        <w:rPr>
+          <w:rFonts w:cs="ＭＳ 明朝"/>
         </w:rPr>
         <w:t xml:space="preserve"> </w:t>
       </w:r>
@@ -918,7 +918,7 @@
       </w:pPr>
       <w:r>
         <w:rPr>
-          <w:rFonts w:cs="ＭＳ 明朝;MS Mincho"/>
+          <w:rFonts w:cs="ＭＳ 明朝"/>
         </w:rPr>
         <w:t>◎</w:t>
       </w:r>
@@ -1077,7 +1077,7 @@
             </w:pPr>
             <w:r>
               <w:rPr/>
-              <w:t>（）</w:t>
+              <w:t>（洗浄残渣）</w:t>
             </w:r>
           </w:p>
         </w:tc>
@@ -1100,7 +1100,7 @@
             </w:pPr>
             <w:r>
               <w:rPr/>
-              <w:t>500t/年</w:t>
+              <w:t>　　t/年</w:t>
             </w:r>
           </w:p>
         </w:tc>
@@ -1151,6 +1151,114 @@
           </w:p>
         </w:tc>
       </w:tr>
+      <w:tr>
+        <w:trPr>
+          <w:trHeight w:val="678" w:hRule="atLeast"/>
+        </w:trPr>
+        <w:tc>
+          <w:tcPr>
+            <w:tcW w:w="2235" w:type="dxa"/>
+            <w:tcBorders>
+              <w:top w:val="single" w:sz="4" w:space="0" w:color="000000"/>
+              <w:start w:val="single" w:sz="4" w:space="0" w:color="000000"/>
+              <w:bottom w:val="single" w:sz="4" w:space="0" w:color="000000"/>
+              <w:end w:val="single" w:sz="4" w:space="0" w:color="000000"/>
+            </w:tcBorders>
+            <w:vAlign w:val="center"/>
+          </w:tcPr>
+          <w:p>
+            <w:pPr>
+              <w:pStyle w:val="Normal"/>
+              <w:jc w:val="center"/>
+              <w:rPr/>
+            </w:pPr>
+            <w:r>
+              <w:rPr/>
+              <w:t>廃プラスチック類</w:t>
+            </w:r>
+          </w:p>
+          <w:p>
+            <w:pPr>
+              <w:pStyle w:val="Normal"/>
+              <w:jc w:val="center"/>
+              <w:rPr/>
+            </w:pPr>
+            <w:r>
+              <w:rPr/>
+              <w:t>（残渣ベール）</w:t>
+            </w:r>
+          </w:p>
+        </w:tc>
+        <w:tc>
+          <w:tcPr>
+            <w:tcW w:w="1417" w:type="dxa"/>
+            <w:tcBorders>
+              <w:top w:val="single" w:sz="4" w:space="0" w:color="000000"/>
+              <w:start w:val="single" w:sz="4" w:space="0" w:color="000000"/>
+              <w:bottom w:val="single" w:sz="4" w:space="0" w:color="000000"/>
+              <w:end w:val="single" w:sz="4" w:space="0" w:color="000000"/>
+            </w:tcBorders>
+            <w:vAlign w:val="center"/>
+          </w:tcPr>
+          <w:p>
+            <w:pPr>
+              <w:pStyle w:val="Normal"/>
+              <w:jc w:val="center"/>
+              <w:rPr/>
+            </w:pPr>
+            <w:r>
+              <w:rPr/>
+              <w:t>　　t/年</w:t>
+            </w:r>
+          </w:p>
+        </w:tc>
+        <w:tc>
+          <w:tcPr>
+            <w:tcW w:w="1701" w:type="dxa"/>
+            <w:tcBorders>
+              <w:top w:val="single" w:sz="4" w:space="0" w:color="000000"/>
+              <w:start w:val="single" w:sz="4" w:space="0" w:color="000000"/>
+              <w:bottom w:val="single" w:sz="4" w:space="0" w:color="000000"/>
+              <w:end w:val="single" w:sz="4" w:space="0" w:color="000000"/>
+            </w:tcBorders>
+            <w:vAlign w:val="center"/>
+          </w:tcPr>
+          <w:p>
+            <w:pPr>
+              <w:pStyle w:val="Normal"/>
+              <w:jc w:val="center"/>
+              <w:rPr/>
+            </w:pPr>
+            <w:r>
+              <w:rPr/>
+              <w:t>　　　円/t</w:t>
+            </w:r>
+          </w:p>
+        </w:tc>
+        <w:tc>
+          <w:tcPr>
+            <w:tcW w:w="4820" w:type="dxa"/>
+            <w:tcBorders>
+              <w:top w:val="single" w:sz="4" w:space="0" w:color="000000"/>
+              <w:start w:val="single" w:sz="4" w:space="0" w:color="000000"/>
+              <w:bottom w:val="single" w:sz="4" w:space="0" w:color="000000"/>
+              <w:end w:val="single" w:sz="4" w:space="0" w:color="000000"/>
+            </w:tcBorders>
+            <w:vAlign w:val="center"/>
+          </w:tcPr>
+          <w:p>
+            <w:pPr>
+              <w:pStyle w:val="Normal"/>
+              <w:jc w:val="center"/>
+              <w:rPr/>
+            </w:pPr>
+            <w:r>
+              <w:rPr/>
+              <w:t>　　　　　円</w:t>
+            </w:r>
+          </w:p>
+        </w:tc>
+      </w:tr>
     </w:tbl>
     <w:p>
       <w:pPr>
@@ -1162,7 +1270,7 @@
       </w:pPr>
       <w:r>
         <w:rPr>
-          <w:rFonts w:cs="ＭＳ 明朝;MS Mincho"/>
+          <w:rFonts w:cs="ＭＳ 明朝"/>
           <w:color w:val="000000"/>
         </w:rPr>
         <w:t>※</w:t>
@@ -1182,7 +1290,7 @@
         <w:autoSpaceDE w:val="false"/>
         <w:textAlignment w:val="center"/>
         <w:rPr>
-          <w:rFonts w:cs="RyuminPr5-Regular;HGPｺﾞｼｯｸE"/>
+          <w:rFonts w:cs="RyuminPr5-Regular"/>
           <w:color w:val="000000"/>
           <w:kern w:val="0"/>
           <w:szCs w:val="22"/>
@@ -1191,7 +1299,7 @@
       </w:pPr>
       <w:r>
         <w:rPr>
-          <w:rFonts w:cs="RyuminPr5-Regular;HGPｺﾞｼｯｸE"/>
+          <w:rFonts w:cs="RyuminPr5-Regular"/>
           <w:color w:val="000000"/>
           <w:kern w:val="0"/>
           <w:szCs w:val="22"/>
@@ -1205,7 +1313,7 @@
         <w:autoSpaceDE w:val="false"/>
         <w:textAlignment w:val="center"/>
         <w:rPr>
-          <w:rFonts w:cs="RyuminPr5-Regular;HGPｺﾞｼｯｸE"/>
+          <w:rFonts w:cs="RyuminPr5-Regular"/>
           <w:kern w:val="0"/>
           <w:szCs w:val="22"/>
           <w:lang w:val="ja-JP"/>
@@ -1213,7 +1321,7 @@
       </w:pPr>
       <w:r>
         <w:rPr>
-          <w:rFonts w:cs="RyuminPr5-Regular;HGPｺﾞｼｯｸE"/>
+          <w:rFonts w:cs="RyuminPr5-Regular"/>
           <w:kern w:val="0"/>
           <w:szCs w:val="22"/>
           <w:lang w:val="ja-JP"/>
@@ -1226,7 +1334,7 @@
         <w:autoSpaceDE w:val="false"/>
         <w:textAlignment w:val="center"/>
         <w:rPr>
-          <w:rFonts w:cs="RyuminPr5-Regular;HGPｺﾞｼｯｸE"/>
+          <w:rFonts w:cs="RyuminPr5-Regular"/>
           <w:kern w:val="0"/>
           <w:szCs w:val="22"/>
           <w:lang w:val="ja-JP"/>
@@ -1234,7 +1342,7 @@
       </w:pPr>
       <w:r>
         <w:rPr>
-          <w:rFonts w:cs="RyuminPr5-Regular;HGPｺﾞｼｯｸE"/>
+          <w:rFonts w:cs="RyuminPr5-Regular"/>
           <w:kern w:val="0"/>
           <w:szCs w:val="22"/>
           <w:lang w:val="ja-JP"/>
@@ -1253,7 +1361,7 @@
         <w:ind w:firstLine="207" w:end="0"/>
         <w:textAlignment w:val="center"/>
         <w:rPr>
-          <w:rFonts w:cs="RyuminPr5-Regular;HGPｺﾞｼｯｸE"/>
+          <w:rFonts w:cs="RyuminPr5-Regular"/>
           <w:kern w:val="0"/>
           <w:szCs w:val="22"/>
           <w:lang w:val="ja-JP"/>
@@ -1261,7 +1369,7 @@
       </w:pPr>
       <w:r>
         <w:rPr>
-          <w:rFonts w:cs="RyuminPr5-Regular;HGPｺﾞｼｯｸE"/>
+          <w:rFonts w:cs="RyuminPr5-Regular"/>
           <w:kern w:val="0"/>
           <w:szCs w:val="22"/>
           <w:lang w:val="ja-JP"/>
@@ -1280,7 +1388,7 @@
         <w:ind w:firstLine="207" w:end="0"/>
         <w:textAlignment w:val="center"/>
         <w:rPr>
-          <w:rFonts w:cs="RyuminPr5-Regular;HGPｺﾞｼｯｸE"/>
+          <w:rFonts w:cs="RyuminPr5-Regular"/>
           <w:color w:val="000000"/>
           <w:kern w:val="0"/>
           <w:szCs w:val="22"/>
@@ -1289,7 +1397,7 @@
       </w:pPr>
       <w:r>
         <w:rPr>
-          <w:rFonts w:cs="RyuminPr5-Regular;HGPｺﾞｼｯｸE"/>
+          <w:rFonts w:cs="RyuminPr5-Regular"/>
           <w:kern w:val="0"/>
           <w:szCs w:val="22"/>
           <w:lang w:val="ja-JP"/>
@@ -1298,7 +1406,7 @@
       </w:r>
       <w:r>
         <w:rPr>
-          <w:rFonts w:cs="RyuminPr5-Regular;HGPｺﾞｼｯｸE"/>
+          <w:rFonts w:cs="RyuminPr5-Regular"/>
           <w:color w:val="000000"/>
           <w:kern w:val="0"/>
           <w:szCs w:val="22"/>
@@ -1315,7 +1423,7 @@
           <w:tab w:val="right" w:pos="9808" w:leader="none"/>
         </w:tabs>
         <w:rPr>
-          <w:rFonts w:cs="RyuminPr5-Regular;HGPｺﾞｼｯｸE"/>
+          <w:rFonts w:cs="RyuminPr5-Regular"/>
           <w:color w:val="000000"/>
           <w:kern w:val="0"/>
           <w:szCs w:val="22"/>
@@ -1324,7 +1432,7 @@
       </w:pPr>
       <w:r>
         <w:rPr>
-          <w:rFonts w:cs="RyuminPr5-Regular;HGPｺﾞｼｯｸE"/>
+          <w:rFonts w:cs="RyuminPr5-Regular"/>
           <w:color w:val="000000"/>
           <w:kern w:val="0"/>
           <w:szCs w:val="22"/>
@@ -1355,7 +1463,7 @@
       </w:pPr>
       <w:r>
         <w:rPr>
-          <w:rFonts w:cs="ＭＳ 明朝;MS Mincho"/>
+          <w:rFonts w:cs="ＭＳ 明朝"/>
         </w:rPr>
         <w:t xml:space="preserve">  </w:t>
       </w:r>
@@ -1706,14 +1814,14 @@
         <w:snapToGrid w:val="false"/>
         <w:spacing w:lineRule="atLeast" w:line="0"/>
         <w:rPr>
-          <w:rFonts w:cs="ＭＳ 明朝;MS Mincho"/>
+          <w:rFonts w:cs="ＭＳ 明朝"/>
           <w:sz w:val="24"/>
           <w:u w:val="single"/>
         </w:rPr>
       </w:pPr>
       <w:r>
         <w:rPr>
-          <w:rFonts w:cs="ＭＳ 明朝;MS Mincho"/>
+          <w:rFonts w:cs="ＭＳ 明朝"/>
           <w:sz w:val="24"/>
           <w:u w:val="single"/>
         </w:rPr>
@@ -1832,7 +1940,7 @@
       </w:r>
       <w:r>
         <w:rPr>
-          <w:rFonts w:cs="ＭＳ 明朝;MS Mincho"/>
+          <w:rFonts w:cs="ＭＳ 明朝"/>
           <w:szCs w:val="22"/>
         </w:rPr>
         <w:t>水銀使用製品産業廃棄物又は水銀含有ばいじん等が含まれる場合は、その事項</w:t>
@@ -2053,12 +2161,12 @@
       <w:pPr>
         <w:pStyle w:val="Footer"/>
         <w:rPr>
-          <w:rFonts w:cs="ＭＳ 明朝;MS Mincho"/>
-        </w:rPr>
-      </w:pPr>
-      <w:r>
-        <w:rPr>
-          <w:rFonts w:cs="ＭＳ 明朝;MS Mincho"/>
+          <w:rFonts w:cs="ＭＳ 明朝"/>
+        </w:rPr>
+      </w:pPr>
+      <w:r>
+        <w:rPr>
+          <w:rFonts w:cs="ＭＳ 明朝"/>
         </w:rPr>
       </w:r>
     </w:p>
@@ -2066,12 +2174,12 @@
       <w:pPr>
         <w:pStyle w:val="Footer"/>
         <w:rPr>
-          <w:rFonts w:cs="ＭＳ 明朝;MS Mincho"/>
-        </w:rPr>
-      </w:pPr>
-      <w:r>
-        <w:rPr>
-          <w:rFonts w:cs="ＭＳ 明朝;MS Mincho"/>
+          <w:rFonts w:cs="ＭＳ 明朝"/>
+        </w:rPr>
+      </w:pPr>
+      <w:r>
+        <w:rPr>
+          <w:rFonts w:cs="ＭＳ 明朝"/>
         </w:rPr>
         <w:t>第４条（甲乙の責任範囲）</w:t>
       </w:r>
@@ -2084,12 +2192,12 @@
           <w:numId w:val="4"/>
         </w:numPr>
         <w:rPr>
-          <w:rFonts w:cs="ＭＳ 明朝;MS Mincho"/>
-        </w:rPr>
-      </w:pPr>
-      <w:r>
-        <w:rPr>
-          <w:rFonts w:cs="ＭＳ 明朝;MS Mincho"/>
+          <w:rFonts w:cs="ＭＳ 明朝"/>
+        </w:rPr>
+      </w:pPr>
+      <w:r>
+        <w:rPr>
+          <w:rFonts w:cs="ＭＳ 明朝"/>
         </w:rPr>
         <w:t>甲から乙への廃棄物の引渡しは、処分場所内の乙指定の場所における持込渡しとし、廃棄物の荷下しを終えた時をもって完了するものとする。</w:t>
       </w:r>
@@ -2102,12 +2210,12 @@
           <w:numId w:val="4"/>
         </w:numPr>
         <w:rPr>
-          <w:rFonts w:cs="ＭＳ 明朝;MS Mincho"/>
-        </w:rPr>
-      </w:pPr>
-      <w:r>
-        <w:rPr>
-          <w:rFonts w:cs="ＭＳ 明朝;MS Mincho"/>
+          <w:rFonts w:cs="ＭＳ 明朝"/>
+        </w:rPr>
+      </w:pPr>
+      <w:r>
+        <w:rPr>
+          <w:rFonts w:cs="ＭＳ 明朝"/>
         </w:rPr>
         <w:t>乙は、甲から委託された産業廃棄物を、処分の完了まで、法令に基づき適正に処理しなければならない。</w:t>
       </w:r>
@@ -2120,12 +2228,12 @@
           <w:numId w:val="4"/>
         </w:numPr>
         <w:rPr>
-          <w:rFonts w:cs="ＭＳ 明朝;MS Mincho"/>
-        </w:rPr>
-      </w:pPr>
-      <w:r>
-        <w:rPr>
-          <w:rFonts w:cs="ＭＳ 明朝;MS Mincho"/>
+          <w:rFonts w:cs="ＭＳ 明朝"/>
+        </w:rPr>
+      </w:pPr>
+      <w:r>
+        <w:rPr>
+          <w:rFonts w:cs="ＭＳ 明朝"/>
         </w:rPr>
         <w:t>乙が、前項の業務の過程において法令に違反した業務を行い又は過失によって甲又は第三者に損害を及ぼしたときは、乙においてその損害を賠償し甲に負担させない。</w:t>
       </w:r>
@@ -2138,12 +2246,12 @@
           <w:numId w:val="4"/>
         </w:numPr>
         <w:rPr>
-          <w:rFonts w:cs="ＭＳ 明朝;MS Mincho"/>
-        </w:rPr>
-      </w:pPr>
-      <w:r>
-        <w:rPr>
-          <w:rFonts w:cs="ＭＳ 明朝;MS Mincho"/>
+          <w:rFonts w:cs="ＭＳ 明朝"/>
+        </w:rPr>
+      </w:pPr>
+      <w:r>
+        <w:rPr>
+          <w:rFonts w:cs="ＭＳ 明朝"/>
         </w:rPr>
         <w:t>乙が第２項の業務の過程において第三者に損害を及ぼした場合に、甲の指図又は甲の委託の仕方（甲の委託した産業廃棄物の種類又は性状等による原因を含む。）に原因があるときは、甲において賠償し、乙に負担させない。</w:t>
       </w:r>
@@ -2156,12 +2264,12 @@
           <w:numId w:val="4"/>
         </w:numPr>
         <w:rPr>
-          <w:rFonts w:cs="ＭＳ 明朝;MS Mincho"/>
-        </w:rPr>
-      </w:pPr>
-      <w:r>
-        <w:rPr>
-          <w:rFonts w:cs="ＭＳ 明朝;MS Mincho"/>
+          <w:rFonts w:cs="ＭＳ 明朝"/>
+        </w:rPr>
+      </w:pPr>
+      <w:r>
+        <w:rPr>
+          <w:rFonts w:cs="ＭＳ 明朝"/>
         </w:rPr>
         <w:t>第２項の業務の過程において乙に損害が発生した場合に、甲の指図又は甲の委託の仕方（甲の委託した産業廃棄物の種類又は性状等による原因を含む。）に原因があるときは、甲が乙にその損害を賠償する。</w:t>
       </w:r>
@@ -2170,12 +2278,12 @@
       <w:pPr>
         <w:pStyle w:val="Normal"/>
         <w:rPr>
-          <w:rFonts w:cs="ＭＳ 明朝;MS Mincho"/>
-        </w:rPr>
-      </w:pPr>
-      <w:r>
-        <w:rPr>
-          <w:rFonts w:cs="ＭＳ 明朝;MS Mincho"/>
+          <w:rFonts w:cs="ＭＳ 明朝"/>
+        </w:rPr>
+      </w:pPr>
+      <w:r>
+        <w:rPr>
+          <w:rFonts w:cs="ＭＳ 明朝"/>
         </w:rPr>
       </w:r>
     </w:p>
@@ -2188,12 +2296,12 @@
         </w:tabs>
         <w:ind w:start="-2" w:end="0"/>
         <w:rPr>
-          <w:rFonts w:cs="ＭＳ 明朝;MS Mincho"/>
-        </w:rPr>
-      </w:pPr>
-      <w:r>
-        <w:rPr>
-          <w:rFonts w:cs="ＭＳ 明朝;MS Mincho"/>
+          <w:rFonts w:cs="ＭＳ 明朝"/>
+        </w:rPr>
+      </w:pPr>
+      <w:r>
+        <w:rPr>
+          <w:rFonts w:cs="ＭＳ 明朝"/>
         </w:rPr>
         <w:t>第５条（再委託の禁止）</w:t>
       </w:r>
@@ -2203,12 +2311,12 @@
         <w:pStyle w:val="Normal"/>
         <w:ind w:firstLine="240" w:start="207" w:end="0"/>
         <w:rPr>
-          <w:rFonts w:cs="ＭＳ 明朝;MS Mincho"/>
-        </w:rPr>
-      </w:pPr>
-      <w:r>
-        <w:rPr>
-          <w:rFonts w:cs="ＭＳ 明朝;MS Mincho"/>
+          <w:rFonts w:cs="ＭＳ 明朝"/>
+        </w:rPr>
+      </w:pPr>
+      <w:r>
+        <w:rPr>
+          <w:rFonts w:cs="ＭＳ 明朝"/>
         </w:rPr>
         <w:t>乙は、甲から委託された産業廃棄物の処分業務を他人に委託してはならない。ただし、甲の書面による承諾を得て法令の定める再委託の基準に従う場合は、この限りではない。</w:t>
       </w:r>
@@ -2218,12 +2326,12 @@
         <w:pStyle w:val="Normal"/>
         <w:ind w:firstLine="240" w:start="207" w:end="0"/>
         <w:rPr>
-          <w:rFonts w:cs="ＭＳ 明朝;MS Mincho"/>
-        </w:rPr>
-      </w:pPr>
-      <w:r>
-        <w:rPr>
-          <w:rFonts w:cs="ＭＳ 明朝;MS Mincho"/>
+          <w:rFonts w:cs="ＭＳ 明朝"/>
+        </w:rPr>
+      </w:pPr>
+      <w:r>
+        <w:rPr>
+          <w:rFonts w:cs="ＭＳ 明朝"/>
         </w:rPr>
       </w:r>
     </w:p>
@@ -2232,12 +2340,12 @@
         <w:pStyle w:val="Normal"/>
         <w:spacing w:before="120" w:after="0"/>
         <w:rPr>
-          <w:rFonts w:cs="ＭＳ 明朝;MS Mincho"/>
-        </w:rPr>
-      </w:pPr>
-      <w:r>
-        <w:rPr>
-          <w:rFonts w:cs="ＭＳ 明朝;MS Mincho"/>
+          <w:rFonts w:cs="ＭＳ 明朝"/>
+        </w:rPr>
+      </w:pPr>
+      <w:r>
+        <w:rPr>
+          <w:rFonts w:cs="ＭＳ 明朝"/>
         </w:rPr>
         <w:t>第６条（義務の譲渡等）</w:t>
       </w:r>
@@ -2247,12 +2355,12 @@
         <w:pStyle w:val="Normal"/>
         <w:ind w:firstLine="254" w:start="207" w:end="0"/>
         <w:rPr>
-          <w:rFonts w:cs="ＭＳ 明朝;MS Mincho"/>
-        </w:rPr>
-      </w:pPr>
-      <w:r>
-        <w:rPr>
-          <w:rFonts w:cs="ＭＳ 明朝;MS Mincho"/>
+          <w:rFonts w:cs="ＭＳ 明朝"/>
+        </w:rPr>
+      </w:pPr>
+      <w:r>
+        <w:rPr>
+          <w:rFonts w:cs="ＭＳ 明朝"/>
         </w:rPr>
         <w:t>乙は、本契約上の義務を第三者に譲渡し、又は承継させてはならない。</w:t>
       </w:r>
@@ -2262,12 +2370,12 @@
         <w:pStyle w:val="Normal"/>
         <w:ind w:firstLine="254" w:start="207" w:end="0"/>
         <w:rPr>
-          <w:rFonts w:cs="ＭＳ 明朝;MS Mincho"/>
-        </w:rPr>
-      </w:pPr>
-      <w:r>
-        <w:rPr>
-          <w:rFonts w:cs="ＭＳ 明朝;MS Mincho"/>
+          <w:rFonts w:cs="ＭＳ 明朝"/>
+        </w:rPr>
+      </w:pPr>
+      <w:r>
+        <w:rPr>
+          <w:rFonts w:cs="ＭＳ 明朝"/>
         </w:rPr>
       </w:r>
     </w:p>
@@ -2280,12 +2388,12 @@
         </w:tabs>
         <w:ind w:start="-2" w:end="0"/>
         <w:rPr>
-          <w:rFonts w:cs="ＭＳ 明朝;MS Mincho"/>
-        </w:rPr>
-      </w:pPr>
-      <w:r>
-        <w:rPr>
-          <w:rFonts w:cs="ＭＳ 明朝;MS Mincho"/>
+          <w:rFonts w:cs="ＭＳ 明朝"/>
+        </w:rPr>
+      </w:pPr>
+      <w:r>
+        <w:rPr>
+          <w:rFonts w:cs="ＭＳ 明朝"/>
         </w:rPr>
         <w:t>第７条（委託業務終了報告）</w:t>
       </w:r>
@@ -2299,7 +2407,7 @@
       </w:pPr>
       <w:r>
         <w:rPr>
-          <w:rFonts w:cs="ＭＳ 明朝;MS Mincho"/>
+          <w:rFonts w:cs="ＭＳ 明朝"/>
         </w:rPr>
         <w:t>乙は、甲から委託された産業廃棄物の業務が終了した後、直ちに業務終了報告書を作成し甲に提出する。ただし、業務終了報告書は、処分業務についてはマニフェストＤ票、又は電子マニフェストの処分終了報告で代えることができる。</w:t>
       </w:r>
@@ -2308,12 +2416,12 @@
       <w:pPr>
         <w:pStyle w:val="31"/>
         <w:rPr>
-          <w:rFonts w:cs="ＭＳ 明朝;MS Mincho"/>
-        </w:rPr>
-      </w:pPr>
-      <w:r>
-        <w:rPr>
-          <w:rFonts w:cs="ＭＳ 明朝;MS Mincho"/>
+          <w:rFonts w:cs="ＭＳ 明朝"/>
+        </w:rPr>
+      </w:pPr>
+      <w:r>
+        <w:rPr>
+          <w:rFonts w:cs="ＭＳ 明朝"/>
         </w:rPr>
       </w:r>
     </w:p>
@@ -2322,12 +2430,12 @@
         <w:pStyle w:val="31"/>
         <w:ind w:hanging="565" w:end="0"/>
         <w:rPr>
-          <w:rFonts w:cs="ＭＳ 明朝;MS Mincho"/>
-        </w:rPr>
-      </w:pPr>
-      <w:r>
-        <w:rPr>
-          <w:rFonts w:cs="ＭＳ 明朝;MS Mincho"/>
+          <w:rFonts w:cs="ＭＳ 明朝"/>
+        </w:rPr>
+      </w:pPr>
+      <w:r>
+        <w:rPr>
+          <w:rFonts w:cs="ＭＳ 明朝"/>
         </w:rPr>
         <w:t>第８条（業務の一時停止）</w:t>
       </w:r>
@@ -2340,12 +2448,12 @@
           <w:numId w:val="2"/>
         </w:numPr>
         <w:rPr>
-          <w:rFonts w:cs="ＭＳ 明朝;MS Mincho"/>
-        </w:rPr>
-      </w:pPr>
-      <w:r>
-        <w:rPr>
-          <w:rFonts w:cs="ＭＳ 明朝;MS Mincho"/>
+          <w:rFonts w:cs="ＭＳ 明朝"/>
+        </w:rPr>
+      </w:pPr>
+      <w:r>
+        <w:rPr>
+          <w:rFonts w:cs="ＭＳ 明朝"/>
         </w:rPr>
         <w:t>乙は、甲から委託された産業廃棄物の適正処理を行うことが困難となり、又は困難となるおそれがある事由として、廃棄物の処理及び清掃に関する法律施行規則第10条の6の2等に定める事由が生じたときは、ただちに当該委託に係る業務を一時停止し、同法第14条第13項等の規程に基づき、遅滞なくその旨を書面により甲に通知しなければならない。</w:t>
       </w:r>
@@ -2358,12 +2466,12 @@
           <w:numId w:val="2"/>
         </w:numPr>
         <w:rPr>
-          <w:rFonts w:cs="ＭＳ 明朝;MS Mincho"/>
-        </w:rPr>
-      </w:pPr>
-      <w:r>
-        <w:rPr>
-          <w:rFonts w:cs="ＭＳ 明朝;MS Mincho"/>
+          <w:rFonts w:cs="ＭＳ 明朝"/>
+        </w:rPr>
+      </w:pPr>
+      <w:r>
+        <w:rPr>
+          <w:rFonts w:cs="ＭＳ 明朝"/>
         </w:rPr>
         <w:t>甲は、前項の通知を受けたときは、速やかに当該委託に係る産業廃棄物の処理の状況を把握する等、廃棄物の処理及び清掃に関する法律第12条の3第8項に定める措置を講じるとともに、通知を発出した乙が処理を適切に行えるようになるまでの間、乙に新たな処理委託を行わない等の必要な措置を講じなければならない。</w:t>
       </w:r>
@@ -2372,25 +2480,25 @@
       <w:pPr>
         <w:pStyle w:val="Normal"/>
         <w:rPr>
-          <w:rFonts w:cs="ＭＳ 明朝;MS Mincho"/>
-        </w:rPr>
-      </w:pPr>
-      <w:r>
-        <w:rPr>
-          <w:rFonts w:cs="ＭＳ 明朝;MS Mincho"/>
-        </w:rPr>
-      </w:r>
-    </w:p>
-    <w:p>
-      <w:pPr>
-        <w:pStyle w:val="Normal"/>
-        <w:rPr>
-          <w:rFonts w:cs="ＭＳ 明朝;MS Mincho"/>
-        </w:rPr>
-      </w:pPr>
-      <w:r>
-        <w:rPr>
-          <w:rFonts w:cs="ＭＳ 明朝;MS Mincho"/>
+          <w:rFonts w:cs="ＭＳ 明朝"/>
+        </w:rPr>
+      </w:pPr>
+      <w:r>
+        <w:rPr>
+          <w:rFonts w:cs="ＭＳ 明朝"/>
+        </w:rPr>
+      </w:r>
+    </w:p>
+    <w:p>
+      <w:pPr>
+        <w:pStyle w:val="Normal"/>
+        <w:rPr>
+          <w:rFonts w:cs="ＭＳ 明朝"/>
+        </w:rPr>
+      </w:pPr>
+      <w:r>
+        <w:rPr>
+          <w:rFonts w:cs="ＭＳ 明朝"/>
         </w:rPr>
         <w:t>第９条（料金・消費税・支払い）</w:t>
       </w:r>
@@ -2400,12 +2508,12 @@
         <w:pStyle w:val="31"/>
         <w:ind w:hanging="176" w:start="412" w:end="-2"/>
         <w:rPr>
-          <w:rFonts w:cs="ＭＳ 明朝;MS Mincho"/>
-        </w:rPr>
-      </w:pPr>
-      <w:r>
-        <w:rPr>
-          <w:rFonts w:cs="ＭＳ 明朝;MS Mincho"/>
+          <w:rFonts w:cs="ＭＳ 明朝"/>
+        </w:rPr>
+      </w:pPr>
+      <w:r>
+        <w:rPr>
+          <w:rFonts w:cs="ＭＳ 明朝"/>
         </w:rPr>
         <w:t xml:space="preserve">1.  甲は、乙が受け入れた廃棄物につき、毎月末日に締め切り、その処分業務にかかる委託手数料に消費税および地方消費税を加算した金額を、その翌月の末日（銀行休業日の場合にはその前営業日）までに別途乙が指定する銀行口座に振り込み支払うものとする。なお、振込手数料は甲の負担とする。</w:t>
       </w:r>
@@ -2415,12 +2523,12 @@
         <w:pStyle w:val="31"/>
         <w:ind w:hanging="176" w:start="410" w:end="-2"/>
         <w:rPr>
-          <w:rFonts w:cs="ＭＳ 明朝;MS Mincho"/>
-        </w:rPr>
-      </w:pPr>
-      <w:r>
-        <w:rPr>
-          <w:rFonts w:cs="ＭＳ 明朝;MS Mincho"/>
+          <w:rFonts w:cs="ＭＳ 明朝"/>
+        </w:rPr>
+      </w:pPr>
+      <w:r>
+        <w:rPr>
+          <w:rFonts w:cs="ＭＳ 明朝"/>
         </w:rPr>
         <w:t xml:space="preserve">2.  甲の委託する産業廃棄物の処分業務に関する料金は、第2条第2項で定める単価（税抜）に基づき算出する。</w:t>
       </w:r>
@@ -2434,12 +2542,12 @@
         </w:tabs>
         <w:ind w:hanging="176" w:start="412" w:end="-2"/>
         <w:rPr>
-          <w:rFonts w:cs="ＭＳ 明朝;MS Mincho"/>
-        </w:rPr>
-      </w:pPr>
-      <w:r>
-        <w:rPr>
-          <w:rFonts w:cs="ＭＳ 明朝;MS Mincho"/>
+          <w:rFonts w:cs="ＭＳ 明朝"/>
+        </w:rPr>
+      </w:pPr>
+      <w:r>
+        <w:rPr>
+          <w:rFonts w:cs="ＭＳ 明朝"/>
         </w:rPr>
         <w:t xml:space="preserve">3.  料金の額が経済情勢の変化及び第3条第2項、第8条等により不相当となったときは、甲乙協議の上、これを改定することができる。</w:t>
       </w:r>
@@ -2448,25 +2556,25 @@
       <w:pPr>
         <w:pStyle w:val="Normal"/>
         <w:rPr>
-          <w:rFonts w:cs="ＭＳ 明朝;MS Mincho"/>
-        </w:rPr>
-      </w:pPr>
-      <w:r>
-        <w:rPr>
-          <w:rFonts w:cs="ＭＳ 明朝;MS Mincho"/>
-        </w:rPr>
-      </w:r>
-    </w:p>
-    <w:p>
-      <w:pPr>
-        <w:pStyle w:val="Normal"/>
-        <w:rPr>
-          <w:rFonts w:cs="ＭＳ 明朝;MS Mincho"/>
-        </w:rPr>
-      </w:pPr>
-      <w:r>
-        <w:rPr>
-          <w:rFonts w:cs="ＭＳ 明朝;MS Mincho"/>
+          <w:rFonts w:cs="ＭＳ 明朝"/>
+        </w:rPr>
+      </w:pPr>
+      <w:r>
+        <w:rPr>
+          <w:rFonts w:cs="ＭＳ 明朝"/>
+        </w:rPr>
+      </w:r>
+    </w:p>
+    <w:p>
+      <w:pPr>
+        <w:pStyle w:val="Normal"/>
+        <w:rPr>
+          <w:rFonts w:cs="ＭＳ 明朝"/>
+        </w:rPr>
+      </w:pPr>
+      <w:r>
+        <w:rPr>
+          <w:rFonts w:cs="ＭＳ 明朝"/>
         </w:rPr>
         <w:t>第１０条（内容の変更）</w:t>
       </w:r>
@@ -2476,12 +2584,12 @@
         <w:pStyle w:val="Normal"/>
         <w:ind w:firstLine="227" w:start="387" w:end="0"/>
         <w:rPr>
-          <w:rFonts w:cs="ＭＳ 明朝;MS Mincho"/>
-        </w:rPr>
-      </w:pPr>
-      <w:r>
-        <w:rPr>
-          <w:rFonts w:cs="ＭＳ 明朝;MS Mincho"/>
+          <w:rFonts w:cs="ＭＳ 明朝"/>
+        </w:rPr>
+      </w:pPr>
+      <w:r>
+        <w:rPr>
+          <w:rFonts w:cs="ＭＳ 明朝"/>
         </w:rPr>
         <w:t>甲又は乙は、必要がある場合は委託業務の内容を変更することができる。この場合において、契約単価（税抜）又は契約の有効期間を変更するとき、又は予定数量に大幅な変動が生ずるときは、甲乙協議の上、書面によりこれを定めるものとする。第3条第2項、第8条の場合も同様とする。</w:t>
       </w:r>
@@ -2490,25 +2598,25 @@
       <w:pPr>
         <w:pStyle w:val="Normal"/>
         <w:rPr>
-          <w:rFonts w:cs="ＭＳ 明朝;MS Mincho"/>
-        </w:rPr>
-      </w:pPr>
-      <w:r>
-        <w:rPr>
-          <w:rFonts w:cs="ＭＳ 明朝;MS Mincho"/>
-        </w:rPr>
-      </w:r>
-    </w:p>
-    <w:p>
-      <w:pPr>
-        <w:pStyle w:val="Normal"/>
-        <w:rPr>
-          <w:rFonts w:cs="ＭＳ 明朝;MS Mincho"/>
-        </w:rPr>
-      </w:pPr>
-      <w:r>
-        <w:rPr>
-          <w:rFonts w:cs="ＭＳ 明朝;MS Mincho"/>
+          <w:rFonts w:cs="ＭＳ 明朝"/>
+        </w:rPr>
+      </w:pPr>
+      <w:r>
+        <w:rPr>
+          <w:rFonts w:cs="ＭＳ 明朝"/>
+        </w:rPr>
+      </w:r>
+    </w:p>
+    <w:p>
+      <w:pPr>
+        <w:pStyle w:val="Normal"/>
+        <w:rPr>
+          <w:rFonts w:cs="ＭＳ 明朝"/>
+        </w:rPr>
+      </w:pPr>
+      <w:r>
+        <w:rPr>
+          <w:rFonts w:cs="ＭＳ 明朝"/>
         </w:rPr>
         <w:t>第１１条（機密保持）</w:t>
       </w:r>
@@ -2518,12 +2626,12 @@
         <w:pStyle w:val="31"/>
         <w:ind w:firstLine="38" w:start="452" w:end="0"/>
         <w:rPr>
-          <w:rFonts w:cs="ＭＳ 明朝;MS Mincho"/>
-        </w:rPr>
-      </w:pPr>
-      <w:r>
-        <w:rPr>
-          <w:rFonts w:cs="ＭＳ 明朝;MS Mincho"/>
+          <w:rFonts w:cs="ＭＳ 明朝"/>
+        </w:rPr>
+      </w:pPr>
+      <w:r>
+        <w:rPr>
+          <w:rFonts w:cs="ＭＳ 明朝"/>
         </w:rPr>
         <w:t>　甲及び乙は、本契約に関連して、業務上知り得た相手方の機密を第三者に漏らしてはならない。当該機密を公表する必要が生じた場合には、相手方の書面による許諾を得なければならない。</w:t>
       </w:r>
@@ -2532,25 +2640,25 @@
       <w:pPr>
         <w:pStyle w:val="Normal"/>
         <w:rPr>
-          <w:rFonts w:cs="ＭＳ 明朝;MS Mincho"/>
-        </w:rPr>
-      </w:pPr>
-      <w:r>
-        <w:rPr>
-          <w:rFonts w:cs="ＭＳ 明朝;MS Mincho"/>
-        </w:rPr>
-      </w:r>
-    </w:p>
-    <w:p>
-      <w:pPr>
-        <w:pStyle w:val="Normal"/>
-        <w:rPr>
-          <w:rFonts w:cs="ＭＳ 明朝;MS Mincho"/>
-        </w:rPr>
-      </w:pPr>
-      <w:r>
-        <w:rPr>
-          <w:rFonts w:cs="ＭＳ 明朝;MS Mincho"/>
+          <w:rFonts w:cs="ＭＳ 明朝"/>
+        </w:rPr>
+      </w:pPr>
+      <w:r>
+        <w:rPr>
+          <w:rFonts w:cs="ＭＳ 明朝"/>
+        </w:rPr>
+      </w:r>
+    </w:p>
+    <w:p>
+      <w:pPr>
+        <w:pStyle w:val="Normal"/>
+        <w:rPr>
+          <w:rFonts w:cs="ＭＳ 明朝"/>
+        </w:rPr>
+      </w:pPr>
+      <w:r>
+        <w:rPr>
+          <w:rFonts w:cs="ＭＳ 明朝"/>
         </w:rPr>
         <w:t>第１２条（契約の解除）</w:t>
       </w:r>
@@ -2567,12 +2675,12 @@
         </w:tabs>
         <w:ind w:hanging="140" w:start="378" w:end="0"/>
         <w:rPr>
-          <w:rFonts w:cs="ＭＳ 明朝;MS Mincho"/>
-        </w:rPr>
-      </w:pPr>
-      <w:r>
-        <w:rPr>
-          <w:rFonts w:cs="ＭＳ 明朝;MS Mincho"/>
+          <w:rFonts w:cs="ＭＳ 明朝"/>
+        </w:rPr>
+      </w:pPr>
+      <w:r>
+        <w:rPr>
+          <w:rFonts w:cs="ＭＳ 明朝"/>
         </w:rPr>
         <w:t xml:space="preserve">  甲及び乙は、相手方が本契約の各条項のいずれかに違反したときは、書面による催告の上、相互に本契約を解除することができる。</w:t>
       </w:r>
@@ -2589,12 +2697,12 @@
         </w:tabs>
         <w:ind w:hanging="201" w:start="426" w:end="0"/>
         <w:rPr>
-          <w:rFonts w:cs="ＭＳ 明朝;MS Mincho"/>
-        </w:rPr>
-      </w:pPr>
-      <w:r>
-        <w:rPr>
-          <w:rFonts w:cs="ＭＳ 明朝;MS Mincho"/>
+          <w:rFonts w:cs="ＭＳ 明朝"/>
+        </w:rPr>
+      </w:pPr>
+      <w:r>
+        <w:rPr>
+          <w:rFonts w:cs="ＭＳ 明朝"/>
         </w:rPr>
         <w:t xml:space="preserve">  甲又は乙から契約を解除した場合において、本契約に基づいて甲から引き渡しを受けた産業廃棄物の処理が未だに完了していないものがあるときは、乙又は甲は、次の措置を講じなければならない。</w:t>
       </w:r>
@@ -2603,12 +2711,12 @@
       <w:pPr>
         <w:pStyle w:val="Normal"/>
         <w:rPr>
-          <w:rFonts w:cs="ＭＳ 明朝;MS Mincho"/>
-        </w:rPr>
-      </w:pPr>
-      <w:r>
-        <w:rPr>
-          <w:rFonts w:cs="ＭＳ 明朝;MS Mincho"/>
+          <w:rFonts w:cs="ＭＳ 明朝"/>
+        </w:rPr>
+      </w:pPr>
+      <w:r>
+        <w:rPr>
+          <w:rFonts w:cs="ＭＳ 明朝"/>
         </w:rPr>
         <w:t>　　　（１）乙の義務違反により甲が解除した場合</w:t>
       </w:r>
@@ -2621,7 +2729,7 @@
       </w:pPr>
       <w:r>
         <w:rPr>
-          <w:rFonts w:cs="ＭＳ 明朝;MS Mincho"/>
+          <w:rFonts w:cs="ＭＳ 明朝"/>
         </w:rPr>
         <w:t>イ　乙は、解除された後も、その産業廃棄物に対する本契約に基づく乙の業務を遂行する責任は免れないことを承知し、その残っている産業廃棄物についての処分の業務を自ら実行するか、又は甲の承諾を得た上で、許可を有する別の業者に自己の費用をもって行わせなければならない。</w:t>
       </w:r>
@@ -2634,7 +2742,7 @@
       </w:pPr>
       <w:r>
         <w:rPr>
-          <w:rFonts w:cs="ＭＳ 明朝;MS Mincho"/>
+          <w:rFonts w:cs="ＭＳ 明朝"/>
         </w:rPr>
         <w:t>ロ　乙が他の業者に委託する場合に、その業者に対する費用を支払う資金が乙にないときは、乙はその旨を甲に通知し、資金のないことを明確にしなければならない。</w:t>
       </w:r>
@@ -2647,7 +2755,7 @@
       </w:pPr>
       <w:r>
         <w:rPr>
-          <w:rFonts w:cs="ＭＳ 明朝;MS Mincho"/>
+          <w:rFonts w:cs="ＭＳ 明朝"/>
         </w:rPr>
         <w:t>ハ　上記ロの場合、甲は、当該業者に対し、差し当たり、甲の費用負担をもって、乙のもとにある未処理の産業廃棄物の処分を行わしめるものとし、乙に対して、甲が負担した費用の償還を請求することができる。</w:t>
       </w:r>
@@ -2657,12 +2765,12 @@
         <w:pStyle w:val="Normal"/>
         <w:ind w:hanging="403" w:start="1025" w:end="0"/>
         <w:rPr>
-          <w:rFonts w:cs="ＭＳ 明朝;MS Mincho"/>
-        </w:rPr>
-      </w:pPr>
-      <w:r>
-        <w:rPr>
-          <w:rFonts w:cs="ＭＳ 明朝;MS Mincho"/>
+          <w:rFonts w:cs="ＭＳ 明朝"/>
+        </w:rPr>
+      </w:pPr>
+      <w:r>
+        <w:rPr>
+          <w:rFonts w:cs="ＭＳ 明朝"/>
         </w:rPr>
         <w:t>（２）甲の義務違反により乙が解除した場合</w:t>
       </w:r>
@@ -2675,7 +2783,7 @@
       </w:pPr>
       <w:r>
         <w:rPr>
-          <w:rFonts w:cs="ＭＳ 明朝;MS Mincho"/>
+          <w:rFonts w:cs="ＭＳ 明朝"/>
         </w:rPr>
         <w:t>乙は、甲に対し、甲の義務違反による損害の賠償を請求するとともに、乙のもとにある未処理の産業廃棄物を、甲の費用をもって当該産業廃棄物を引き取ることを要求し、もしくは乙の費用負担をもって甲の事業場に運搬した上、甲に対し当該運搬の費用を請求することができる。</w:t>
       </w:r>
@@ -2685,12 +2793,12 @@
         <w:pStyle w:val="Normal"/>
         <w:ind w:hanging="1021" w:start="1023" w:end="0"/>
         <w:rPr>
-          <w:rFonts w:cs="ＭＳ 明朝;MS Mincho"/>
-        </w:rPr>
-      </w:pPr>
-      <w:r>
-        <w:rPr>
-          <w:rFonts w:cs="ＭＳ 明朝;MS Mincho"/>
+          <w:rFonts w:cs="ＭＳ 明朝"/>
+        </w:rPr>
+      </w:pPr>
+      <w:r>
+        <w:rPr>
+          <w:rFonts w:cs="ＭＳ 明朝"/>
         </w:rPr>
       </w:r>
     </w:p>
@@ -2700,12 +2808,12 @@
         <w:snapToGrid w:val="false"/>
         <w:ind w:hanging="1021" w:start="1023" w:end="0"/>
         <w:rPr>
-          <w:rFonts w:cs="ＭＳ 明朝;MS Mincho"/>
-        </w:rPr>
-      </w:pPr>
-      <w:r>
-        <w:rPr>
-          <w:rFonts w:cs="ＭＳ 明朝;MS Mincho"/>
+          <w:rFonts w:cs="ＭＳ 明朝"/>
+        </w:rPr>
+      </w:pPr>
+      <w:r>
+        <w:rPr>
+          <w:rFonts w:cs="ＭＳ 明朝"/>
         </w:rPr>
         <w:t>第１３条（反社会的勢力の排除）</w:t>
       </w:r>
@@ -2844,25 +2952,25 @@
         <w:spacing w:lineRule="auto" w:line="276"/>
         <w:ind w:firstLine="376" w:end="0"/>
         <w:rPr>
-          <w:rFonts w:cs="ＭＳ 明朝;MS Mincho"/>
-        </w:rPr>
-      </w:pPr>
-      <w:r>
-        <w:rPr>
-          <w:rFonts w:cs="ＭＳ 明朝;MS Mincho"/>
-        </w:rPr>
-      </w:r>
-    </w:p>
-    <w:p>
-      <w:pPr>
-        <w:pStyle w:val="Normal"/>
-        <w:rPr>
-          <w:rFonts w:cs="ＭＳ 明朝;MS Mincho"/>
-        </w:rPr>
-      </w:pPr>
-      <w:r>
-        <w:rPr>
-          <w:rFonts w:cs="ＭＳ 明朝;MS Mincho"/>
+          <w:rFonts w:cs="ＭＳ 明朝"/>
+        </w:rPr>
+      </w:pPr>
+      <w:r>
+        <w:rPr>
+          <w:rFonts w:cs="ＭＳ 明朝"/>
+        </w:rPr>
+      </w:r>
+    </w:p>
+    <w:p>
+      <w:pPr>
+        <w:pStyle w:val="Normal"/>
+        <w:rPr>
+          <w:rFonts w:cs="ＭＳ 明朝"/>
+        </w:rPr>
+      </w:pPr>
+      <w:r>
+        <w:rPr>
+          <w:rFonts w:cs="ＭＳ 明朝"/>
         </w:rPr>
         <w:t xml:space="preserve">第１４条（損害賠償） </w:t>
       </w:r>
@@ -2872,12 +2980,12 @@
         <w:pStyle w:val="Normal"/>
         <w:ind w:firstLine="207" w:start="207" w:end="0"/>
         <w:rPr>
-          <w:rFonts w:cs="ＭＳ 明朝;MS Mincho"/>
-        </w:rPr>
-      </w:pPr>
-      <w:r>
-        <w:rPr>
-          <w:rFonts w:cs="ＭＳ 明朝;MS Mincho"/>
+          <w:rFonts w:cs="ＭＳ 明朝"/>
+        </w:rPr>
+      </w:pPr>
+      <w:r>
+        <w:rPr>
+          <w:rFonts w:cs="ＭＳ 明朝"/>
         </w:rPr>
         <w:t xml:space="preserve">甲および乙は、第 4 条、第 12 条および第 13 条に定めた事項を含み、本契約に定めた事項に違反したことによって本契約の当事者に損害を生じせしめた場合には、機会損失や逸失利益を除いて現実に生じた通常損害を賠償する責を負う。</w:t>
       </w:r>
@@ -2886,26 +2994,26 @@
       <w:pPr>
         <w:pStyle w:val="Normal"/>
         <w:rPr>
-          <w:rFonts w:cs="ＭＳ 明朝;MS Mincho"/>
-        </w:rPr>
-      </w:pPr>
-      <w:r>
-        <w:rPr>
-          <w:rFonts w:cs="ＭＳ 明朝;MS Mincho"/>
-        </w:rPr>
-      </w:r>
-    </w:p>
-    <w:p>
-      <w:pPr>
-        <w:pStyle w:val="Normal"/>
-        <w:rPr>
-          <w:rFonts w:cs="ＭＳ 明朝;MS Mincho"/>
+          <w:rFonts w:cs="ＭＳ 明朝"/>
+        </w:rPr>
+      </w:pPr>
+      <w:r>
+        <w:rPr>
+          <w:rFonts w:cs="ＭＳ 明朝"/>
+        </w:rPr>
+      </w:r>
+    </w:p>
+    <w:p>
+      <w:pPr>
+        <w:pStyle w:val="Normal"/>
+        <w:rPr>
+          <w:rFonts w:cs="ＭＳ 明朝"/>
           <w:color w:val="FF0000"/>
         </w:rPr>
       </w:pPr>
       <w:r>
         <w:rPr>
-          <w:rFonts w:cs="ＭＳ 明朝;MS Mincho"/>
+          <w:rFonts w:cs="ＭＳ 明朝"/>
         </w:rPr>
         <w:t>第１５条（合意管轄）</w:t>
       </w:r>
@@ -2914,12 +3022,12 @@
       <w:pPr>
         <w:pStyle w:val="Normal"/>
         <w:rPr>
-          <w:rFonts w:cs="ＭＳ 明朝;MS Mincho"/>
-        </w:rPr>
-      </w:pPr>
-      <w:r>
-        <w:rPr>
-          <w:rFonts w:cs="ＭＳ 明朝;MS Mincho"/>
+          <w:rFonts w:cs="ＭＳ 明朝"/>
+        </w:rPr>
+      </w:pPr>
+      <w:r>
+        <w:rPr>
+          <w:rFonts w:cs="ＭＳ 明朝"/>
         </w:rPr>
         <w:t>　　本契約に関する一切の紛争については、仙台地方裁判所を第一審の専属的合意管轄裁判所とする。</w:t>
       </w:r>
@@ -2928,12 +3036,12 @@
       <w:pPr>
         <w:pStyle w:val="Normal"/>
         <w:rPr>
-          <w:rFonts w:cs="ＭＳ 明朝;MS Mincho"/>
-        </w:rPr>
-      </w:pPr>
-      <w:r>
-        <w:rPr>
-          <w:rFonts w:cs="ＭＳ 明朝;MS Mincho"/>
+          <w:rFonts w:cs="ＭＳ 明朝"/>
+        </w:rPr>
+      </w:pPr>
+      <w:r>
+        <w:rPr>
+          <w:rFonts w:cs="ＭＳ 明朝"/>
         </w:rPr>
       </w:r>
     </w:p>
@@ -2942,12 +3050,12 @@
         <w:pStyle w:val="Normal"/>
         <w:ind w:hanging="1021" w:start="1023" w:end="0"/>
         <w:rPr>
-          <w:rFonts w:cs="ＭＳ 明朝;MS Mincho"/>
-        </w:rPr>
-      </w:pPr>
-      <w:r>
-        <w:rPr>
-          <w:rFonts w:cs="ＭＳ 明朝;MS Mincho"/>
+          <w:rFonts w:cs="ＭＳ 明朝"/>
+        </w:rPr>
+      </w:pPr>
+      <w:r>
+        <w:rPr>
+          <w:rFonts w:cs="ＭＳ 明朝"/>
         </w:rPr>
         <w:t>第１６条（協議）</w:t>
       </w:r>
@@ -2957,12 +3065,12 @@
         <w:pStyle w:val="31"/>
         <w:ind w:firstLine="232" w:start="174" w:end="0"/>
         <w:rPr>
-          <w:rFonts w:cs="ＭＳ 明朝;MS Mincho"/>
-        </w:rPr>
-      </w:pPr>
-      <w:r>
-        <w:rPr>
-          <w:rFonts w:cs="ＭＳ 明朝;MS Mincho"/>
+          <w:rFonts w:cs="ＭＳ 明朝"/>
+        </w:rPr>
+      </w:pPr>
+      <w:r>
+        <w:rPr>
+          <w:rFonts w:cs="ＭＳ 明朝"/>
         </w:rPr>
         <w:t>本契約に定めのない事項又は本契約の各条項に関する疑義が生じたときは、関係法令に従い、その都度甲乙が誠意をもって協議し、これを取り決めるものとする。</w:t>
       </w:r>
@@ -2971,25 +3079,25 @@
       <w:pPr>
         <w:pStyle w:val="Normal"/>
         <w:rPr>
-          <w:rFonts w:cs="ＭＳ 明朝;MS Mincho"/>
-        </w:rPr>
-      </w:pPr>
-      <w:r>
-        <w:rPr>
-          <w:rFonts w:cs="ＭＳ 明朝;MS Mincho"/>
-        </w:rPr>
-      </w:r>
-    </w:p>
-    <w:p>
-      <w:pPr>
-        <w:pStyle w:val="Normal"/>
-        <w:rPr>
-          <w:rFonts w:cs="ＭＳ 明朝;MS Mincho"/>
-        </w:rPr>
-      </w:pPr>
-      <w:r>
-        <w:rPr>
-          <w:rFonts w:cs="ＭＳ 明朝;MS Mincho"/>
+          <w:rFonts w:cs="ＭＳ 明朝"/>
+        </w:rPr>
+      </w:pPr>
+      <w:r>
+        <w:rPr>
+          <w:rFonts w:cs="ＭＳ 明朝"/>
+        </w:rPr>
+      </w:r>
+    </w:p>
+    <w:p>
+      <w:pPr>
+        <w:pStyle w:val="Normal"/>
+        <w:rPr>
+          <w:rFonts w:cs="ＭＳ 明朝"/>
+        </w:rPr>
+      </w:pPr>
+      <w:r>
+        <w:rPr>
+          <w:rFonts w:cs="ＭＳ 明朝"/>
         </w:rPr>
       </w:r>
     </w:p>
@@ -3002,7 +3110,7 @@
       </w:pPr>
       <w:r>
         <w:rPr>
-          <w:rFonts w:cs="ＭＳ 明朝;MS Mincho"/>
+          <w:rFonts w:cs="ＭＳ 明朝"/>
         </w:rPr>
         <w:t>第１７条（契約の有効期間）</w:t>
       </w:r>
@@ -3012,7 +3120,7 @@
         <w:pStyle w:val="Normal"/>
         <w:ind w:firstLine="207" w:start="207" w:end="0"/>
         <w:rPr>
-          <w:rFonts w:cs="ＭＳ 明朝;MS Mincho"/>
+          <w:rFonts w:cs="ＭＳ 明朝"/>
         </w:rPr>
       </w:pPr>
       <w:r>
@@ -3021,7 +3129,7 @@
       </w:r>
       <w:r>
         <w:rPr>
-          <w:rFonts w:cs="ＭＳ 明朝;MS Mincho"/>
+          <w:rFonts w:cs="ＭＳ 明朝"/>
         </w:rPr>
         <w:t>期間満了の１ヶ月前までに、甲乙の一方から相手方に対する書面による解約の申し入れがない限り、同一条件で１年間更新されたものとし、その後も同様とする。但し、5年以上廃棄物の取引が無かった場合には、最後に排出された廃棄物の最終処分完了日まで遡って、その時点で契約が終了したものとする。</w:t>
       </w:r>
@@ -3034,12 +3142,12 @@
           <w:tab w:val="left" w:pos="352" w:leader="none"/>
         </w:tabs>
         <w:rPr>
-          <w:rFonts w:cs="ＭＳ 明朝;MS Mincho"/>
-        </w:rPr>
-      </w:pPr>
-      <w:r>
-        <w:rPr>
-          <w:rFonts w:cs="ＭＳ 明朝;MS Mincho"/>
+          <w:rFonts w:cs="ＭＳ 明朝"/>
+        </w:rPr>
+      </w:pPr>
+      <w:r>
+        <w:rPr>
+          <w:rFonts w:cs="ＭＳ 明朝"/>
         </w:rPr>
       </w:r>
     </w:p>
@@ -3069,42 +3177,6 @@
       <w:r>
         <w:rPr/>
         <w:t>本契約の成立を証するために本書2通を作成し、甲乙は、各々記名押印の上、各1通を保有する。</w:t>
-      </w:r>
-    </w:p>
-    <w:p>
-      <w:pPr>
-        <w:pStyle w:val="Normal"/>
-        <w:rPr/>
-      </w:pPr>
-      <w:r>
-        <w:rPr/>
-      </w:r>
-    </w:p>
-    <w:p>
-      <w:pPr>
-        <w:pStyle w:val="Normal"/>
-        <w:rPr/>
-      </w:pPr>
-      <w:r>
-        <w:rPr/>
-      </w:r>
-    </w:p>
-    <w:p>
-      <w:pPr>
-        <w:pStyle w:val="Normal"/>
-        <w:rPr/>
-      </w:pPr>
-      <w:r>
-        <w:rPr/>
-      </w:r>
-    </w:p>
-    <w:p>
-      <w:pPr>
-        <w:pStyle w:val="Normal"/>
-        <w:rPr/>
-      </w:pPr>
-      <w:r>
-        <w:rPr/>
       </w:r>
     </w:p>
     <w:p>
@@ -3385,6 +3457,15 @@
           <w:tab w:val="left" w:pos="8931" w:leader="none"/>
         </w:tabs>
         <w:rPr/>
+        <w:sectPr>
+          <w:type w:val="nextPage"/>
+          <w:pgSz w:w="11906" w:h="16838"/>
+          <w:pgMar w:left="1247" w:right="851" w:gutter="0" w:header="0" w:top="993" w:footer="0" w:bottom="851"/>
+          <w:pgNumType w:fmt="decimal"/>
+          <w:formProt w:val="false"/>
+          <w:textDirection w:val="lrTb"/>
+          <w:docGrid w:type="linesAndChars" w:linePitch="300" w:charSpace="4294964428"/>
+        </w:sectPr>
       </w:pPr>
       <w:r>
         <w:rPr/>
@@ -3395,13 +3476,13 @@
         <w:pStyle w:val="Normal"/>
         <w:jc w:val="start"/>
         <w:rPr>
-          <w:rFonts w:cs="ＭＳ 明朝;MS Mincho"/>
+          <w:rFonts w:cs="ＭＳ 明朝"/>
           <w:b/>
         </w:rPr>
       </w:pPr>
       <w:r>
         <w:rPr>
-          <w:rFonts w:cs="ＭＳ 明朝;MS Mincho"/>
+          <w:rFonts w:cs="ＭＳ 明朝"/>
           <w:b/>
         </w:rPr>
         <w:t>（別紙１）</w:t>
@@ -3413,14 +3494,14 @@
         <w:ind w:start="4009" w:end="0"/>
         <w:jc w:val="start"/>
         <w:rPr>
-          <w:rFonts w:cs="ＭＳ 明朝;MS Mincho"/>
+          <w:rFonts w:cs="ＭＳ 明朝"/>
           <w:b/>
           <w:lang w:val="en-US" w:eastAsia="en-US"/>
         </w:rPr>
       </w:pPr>
       <w:r>
         <w:rPr>
-          <w:rFonts w:cs="ＭＳ 明朝;MS Mincho"/>
+          <w:rFonts w:cs="ＭＳ 明朝"/>
           <w:b/>
           <w:lang w:val="en-US" w:eastAsia="en-US"/>
         </w:rPr>
@@ -3489,12 +3570,12 @@
         <w:pStyle w:val="Normal"/>
         <w:ind w:firstLine="210" w:end="0"/>
         <w:rPr>
-          <w:rFonts w:cs="ＭＳ 明朝;MS Mincho"/>
-        </w:rPr>
-      </w:pPr>
-      <w:r>
-        <w:rPr>
-          <w:rFonts w:cs="ＭＳ 明朝;MS Mincho"/>
+          <w:rFonts w:cs="ＭＳ 明朝"/>
+        </w:rPr>
+      </w:pPr>
+      <w:r>
+        <w:rPr>
+          <w:rFonts w:cs="ＭＳ 明朝"/>
         </w:rPr>
         <w:t>甲は、廃棄物の品位仕様および成分分析を次のとおりとする。　　　　　　</w:t>
       </w:r>
@@ -3504,7 +3585,7 @@
         <w:pStyle w:val="Normal"/>
         <w:ind w:firstLine="210" w:end="0"/>
         <w:rPr>
-          <w:rFonts w:cs="ＭＳ 明朝;MS Mincho"/>
+          <w:rFonts w:cs="ＭＳ 明朝"/>
         </w:rPr>
       </w:pPr>
       <w:r>
@@ -3568,7 +3649,7 @@
       </w:r>
       <w:r>
         <w:rPr>
-          <w:rFonts w:cs="ＭＳ 明朝;MS Mincho"/>
+          <w:rFonts w:cs="ＭＳ 明朝"/>
           <w:b/>
         </w:rPr>
         <w:t>化学成分等</w:t>
@@ -3582,7 +3663,7 @@
       </w:pPr>
       <w:r>
         <w:rPr>
-          <w:rFonts w:cs="ＭＳ 明朝;MS Mincho"/>
+          <w:rFonts w:cs="ＭＳ 明朝"/>
         </w:rPr>
         <w:t>　Cl　　：12,000ppm以下</w:t>
       </w:r>
@@ -3592,12 +3673,12 @@
         <w:pStyle w:val="Normal"/>
         <w:ind w:firstLine="620" w:end="0"/>
         <w:rPr>
-          <w:rFonts w:cs="ＭＳ 明朝;MS Mincho"/>
-        </w:rPr>
-      </w:pPr>
-      <w:r>
-        <w:rPr>
-          <w:rFonts w:cs="ＭＳ 明朝;MS Mincho"/>
+          <w:rFonts w:cs="ＭＳ 明朝"/>
+        </w:rPr>
+      </w:pPr>
+      <w:r>
+        <w:rPr>
+          <w:rFonts w:cs="ＭＳ 明朝"/>
         </w:rPr>
         <w:t>・金属等異物異物混入なし</w:t>
       </w:r>
@@ -3607,12 +3688,12 @@
         <w:pStyle w:val="Normal"/>
         <w:ind w:firstLine="210" w:end="0"/>
         <w:rPr>
-          <w:rFonts w:cs="ＭＳ 明朝;MS Mincho"/>
-        </w:rPr>
-      </w:pPr>
-      <w:r>
-        <w:rPr>
-          <w:rFonts w:cs="ＭＳ 明朝;MS Mincho"/>
+          <w:rFonts w:cs="ＭＳ 明朝"/>
+        </w:rPr>
+      </w:pPr>
+      <w:r>
+        <w:rPr>
+          <w:rFonts w:cs="ＭＳ 明朝"/>
           <w:b/>
         </w:rPr>
         <w:t>荷姿・</w:t>
@@ -3678,7 +3759,7 @@
       </w:r>
       <w:r>
         <w:rPr>
-          <w:rFonts w:cs="ＭＳ 明朝;MS Mincho"/>
+          <w:rFonts w:cs="ＭＳ 明朝"/>
           <w:b/>
         </w:rPr>
         <w:t>水分・発塵</w:t>
@@ -3688,12 +3769,12 @@
       <w:pPr>
         <w:pStyle w:val="Normal"/>
         <w:rPr>
-          <w:rFonts w:cs="ＭＳ 明朝;MS Mincho"/>
-        </w:rPr>
-      </w:pPr>
-      <w:r>
-        <w:rPr>
-          <w:rFonts w:cs="ＭＳ 明朝;MS Mincho"/>
+          <w:rFonts w:cs="ＭＳ 明朝"/>
+        </w:rPr>
+      </w:pPr>
+      <w:r>
+        <w:rPr>
+          <w:rFonts w:cs="ＭＳ 明朝"/>
         </w:rPr>
         <w:t>　　・概ね150㎜以下で圧縮梱包PPバンド止め。極端な水分は無し、発塵性無し。</w:t>
       </w:r>
@@ -3703,7 +3784,7 @@
         <w:pStyle w:val="Normal"/>
         <w:ind w:firstLine="210" w:end="0"/>
         <w:rPr>
-          <w:rFonts w:cs="ＭＳ 明朝;MS Mincho"/>
+          <w:rFonts w:cs="ＭＳ 明朝"/>
         </w:rPr>
       </w:pPr>
       <w:r>
@@ -3767,7 +3848,7 @@
       </w:r>
       <w:r>
         <w:rPr>
-          <w:rFonts w:cs="ＭＳ 明朝;MS Mincho"/>
+          <w:rFonts w:cs="ＭＳ 明朝"/>
           <w:b/>
         </w:rPr>
         <w:t>甲の成分分析実施について</w:t>
@@ -3778,12 +3859,12 @@
         <w:pStyle w:val="Normal"/>
         <w:ind w:firstLine="413" w:end="0"/>
         <w:rPr>
-          <w:rFonts w:cs="ＭＳ 明朝;MS Mincho"/>
-        </w:rPr>
-      </w:pPr>
-      <w:r>
-        <w:rPr>
-          <w:rFonts w:cs="ＭＳ 明朝;MS Mincho"/>
+          <w:rFonts w:cs="ＭＳ 明朝"/>
+        </w:rPr>
+      </w:pPr>
+      <w:r>
+        <w:rPr>
+          <w:rFonts w:cs="ＭＳ 明朝"/>
         </w:rPr>
         <w:t>頻度：1回/年</w:t>
       </w:r>
@@ -3793,12 +3874,12 @@
         <w:pStyle w:val="Normal"/>
         <w:ind w:firstLine="210" w:end="0"/>
         <w:rPr>
-          <w:rFonts w:cs="ＭＳ 明朝;MS Mincho"/>
-        </w:rPr>
-      </w:pPr>
-      <w:r>
-        <w:rPr>
-          <w:rFonts w:cs="ＭＳ 明朝;MS Mincho"/>
+          <w:rFonts w:cs="ＭＳ 明朝"/>
+        </w:rPr>
+      </w:pPr>
+      <w:r>
+        <w:rPr>
+          <w:rFonts w:cs="ＭＳ 明朝"/>
         </w:rPr>
         <w:t>　分析対象成分：上記化学成分</w:t>
       </w:r>
@@ -3807,12 +3888,12 @@
       <w:pPr>
         <w:pStyle w:val="Normal"/>
         <w:rPr>
-          <w:rFonts w:cs="ＭＳ 明朝;MS Mincho"/>
-        </w:rPr>
-      </w:pPr>
-      <w:r>
-        <w:rPr>
-          <w:rFonts w:cs="ＭＳ 明朝;MS Mincho"/>
+          <w:rFonts w:cs="ＭＳ 明朝"/>
+        </w:rPr>
+      </w:pPr>
+      <w:r>
+        <w:rPr>
+          <w:rFonts w:cs="ＭＳ 明朝"/>
         </w:rPr>
         <w:t>　　分析を実施する機関：指定なし</w:t>
       </w:r>
@@ -3821,39 +3902,39 @@
       <w:pPr>
         <w:pStyle w:val="Normal"/>
         <w:rPr>
-          <w:rFonts w:cs="ＭＳ 明朝;MS Mincho"/>
-        </w:rPr>
-      </w:pPr>
-      <w:r>
-        <w:rPr>
-          <w:rFonts w:cs="ＭＳ 明朝;MS Mincho"/>
-        </w:rPr>
-      </w:r>
-    </w:p>
-    <w:p>
-      <w:pPr>
-        <w:pStyle w:val="Normal"/>
-        <w:rPr>
-          <w:rFonts w:cs="ＭＳ 明朝;MS Mincho"/>
-        </w:rPr>
-      </w:pPr>
-      <w:r>
-        <w:rPr>
-          <w:rFonts w:cs="ＭＳ 明朝;MS Mincho"/>
-        </w:rPr>
-      </w:r>
-    </w:p>
-    <w:p>
-      <w:pPr>
-        <w:pStyle w:val="Normal"/>
-        <w:rPr>
-          <w:rFonts w:cs="ＭＳ 明朝;MS Mincho"/>
+          <w:rFonts w:cs="ＭＳ 明朝"/>
+        </w:rPr>
+      </w:pPr>
+      <w:r>
+        <w:rPr>
+          <w:rFonts w:cs="ＭＳ 明朝"/>
+        </w:rPr>
+      </w:r>
+    </w:p>
+    <w:p>
+      <w:pPr>
+        <w:pStyle w:val="Normal"/>
+        <w:rPr>
+          <w:rFonts w:cs="ＭＳ 明朝"/>
+        </w:rPr>
+      </w:pPr>
+      <w:r>
+        <w:rPr>
+          <w:rFonts w:cs="ＭＳ 明朝"/>
+        </w:rPr>
+      </w:r>
+    </w:p>
+    <w:p>
+      <w:pPr>
+        <w:pStyle w:val="Normal"/>
+        <w:rPr>
+          <w:rFonts w:cs="ＭＳ 明朝"/>
           <w:lang w:val="en-US" w:eastAsia="en-US"/>
         </w:rPr>
       </w:pPr>
       <w:r>
         <w:rPr>
-          <w:rFonts w:cs="ＭＳ 明朝;MS Mincho"/>
+          <w:rFonts w:cs="ＭＳ 明朝"/>
           <w:lang w:val="en-US" w:eastAsia="en-US"/>
         </w:rPr>
         <mc:AlternateContent>
@@ -3920,12 +4001,12 @@
       <w:pPr>
         <w:pStyle w:val="Normal"/>
         <w:rPr>
-          <w:rFonts w:cs="ＭＳ 明朝;MS Mincho"/>
-        </w:rPr>
-      </w:pPr>
-      <w:r>
-        <w:rPr>
-          <w:rFonts w:cs="ＭＳ 明朝;MS Mincho"/>
+          <w:rFonts w:cs="ＭＳ 明朝"/>
+        </w:rPr>
+      </w:pPr>
+      <w:r>
+        <w:rPr>
+          <w:rFonts w:cs="ＭＳ 明朝"/>
         </w:rPr>
         <w:t>　甲が有する廃棄物の適正処理のために必要な情報は次のとおりである。　　</w:t>
       </w:r>
@@ -3935,7 +4016,7 @@
         <w:pStyle w:val="Normal"/>
         <w:ind w:start="215" w:end="0"/>
         <w:rPr>
-          <w:rFonts w:cs="ＭＳ 明朝;MS Mincho"/>
+          <w:rFonts w:cs="ＭＳ 明朝"/>
           <w:b/>
         </w:rPr>
       </w:pPr>
@@ -4000,7 +4081,7 @@
       </w:r>
       <w:r>
         <w:rPr>
-          <w:rFonts w:cs="ＭＳ 明朝;MS Mincho"/>
+          <w:rFonts w:cs="ＭＳ 明朝"/>
           <w:b/>
         </w:rPr>
         <w:t>廃棄物の発生工程</w:t>
@@ -4011,12 +4092,12 @@
         <w:pStyle w:val="Normal"/>
         <w:ind w:hanging="413" w:start="413" w:end="0"/>
         <w:rPr>
-          <w:rFonts w:cs="ＭＳ 明朝;MS Mincho"/>
-        </w:rPr>
-      </w:pPr>
-      <w:r>
-        <w:rPr>
-          <w:rFonts w:cs="ＭＳ 明朝;MS Mincho"/>
+          <w:rFonts w:cs="ＭＳ 明朝"/>
+        </w:rPr>
+      </w:pPr>
+      <w:r>
+        <w:rPr>
+          <w:rFonts w:cs="ＭＳ 明朝"/>
         </w:rPr>
         <w:t>　　甲の事業所にて選別後に中間処理した廃プラスチック類</w:t>
       </w:r>
@@ -4026,7 +4107,7 @@
         <w:pStyle w:val="Normal"/>
         <w:ind w:start="215" w:end="0"/>
         <w:rPr>
-          <w:rFonts w:cs="ＭＳ 明朝;MS Mincho"/>
+          <w:rFonts w:cs="ＭＳ 明朝"/>
           <w:b/>
         </w:rPr>
       </w:pPr>
@@ -4092,7 +4173,7 @@
       </w:r>
       <w:r>
         <w:rPr>
-          <w:rFonts w:cs="ＭＳ 明朝;MS Mincho"/>
+          <w:rFonts w:cs="ＭＳ 明朝"/>
           <w:b/>
         </w:rPr>
         <w:t>廃棄物の性状・荷姿</w:t>
@@ -4102,12 +4183,12 @@
       <w:pPr>
         <w:pStyle w:val="Normal"/>
         <w:rPr>
-          <w:rFonts w:cs="ＭＳ 明朝;MS Mincho"/>
-        </w:rPr>
-      </w:pPr>
-      <w:r>
-        <w:rPr>
-          <w:rFonts w:cs="ＭＳ 明朝;MS Mincho"/>
+          <w:rFonts w:cs="ＭＳ 明朝"/>
+        </w:rPr>
+      </w:pPr>
+      <w:r>
+        <w:rPr>
+          <w:rFonts w:cs="ＭＳ 明朝"/>
         </w:rPr>
         <w:t>　　性状：固形状(フィルム状)　荷姿：ベール(圧縮梱包)、もしくは甲乙間で定めた荷姿</w:t>
       </w:r>
@@ -4117,7 +4198,7 @@
         <w:pStyle w:val="Normal"/>
         <w:ind w:start="215" w:end="0"/>
         <w:rPr>
-          <w:rFonts w:cs="ＭＳ 明朝;MS Mincho"/>
+          <w:rFonts w:cs="ＭＳ 明朝"/>
           <w:b/>
         </w:rPr>
       </w:pPr>
@@ -4183,7 +4264,7 @@
       </w:r>
       <w:r>
         <w:rPr>
-          <w:rFonts w:cs="ＭＳ 明朝;MS Mincho"/>
+          <w:rFonts w:cs="ＭＳ 明朝"/>
           <w:b/>
         </w:rPr>
         <w:t>通常の保管状況下での腐敗、揮発等性状の変化に関する事項</w:t>
@@ -4193,12 +4274,12 @@
       <w:pPr>
         <w:pStyle w:val="Normal"/>
         <w:rPr>
-          <w:rFonts w:cs="ＭＳ 明朝;MS Mincho"/>
-        </w:rPr>
-      </w:pPr>
-      <w:r>
-        <w:rPr>
-          <w:rFonts w:cs="ＭＳ 明朝;MS Mincho"/>
+          <w:rFonts w:cs="ＭＳ 明朝"/>
+        </w:rPr>
+      </w:pPr>
+      <w:r>
+        <w:rPr>
+          <w:rFonts w:cs="ＭＳ 明朝"/>
         </w:rPr>
         <w:t>　　無し</w:t>
       </w:r>
@@ -4212,7 +4293,7 @@
         </w:tabs>
         <w:ind w:start="215" w:end="0"/>
         <w:rPr>
-          <w:rFonts w:cs="ＭＳ 明朝;MS Mincho"/>
+          <w:rFonts w:cs="ＭＳ 明朝"/>
           <w:b/>
         </w:rPr>
       </w:pPr>
@@ -4278,7 +4359,7 @@
       </w:r>
       <w:r>
         <w:rPr>
-          <w:rFonts w:cs="ＭＳ 明朝;MS Mincho"/>
+          <w:rFonts w:cs="ＭＳ 明朝"/>
           <w:b/>
         </w:rPr>
         <w:t>他の廃棄物との混合等により生ずる支障に関する事項</w:t>
@@ -4288,12 +4369,12 @@
       <w:pPr>
         <w:pStyle w:val="Normal"/>
         <w:rPr>
-          <w:rFonts w:cs="ＭＳ 明朝;MS Mincho"/>
-        </w:rPr>
-      </w:pPr>
-      <w:r>
-        <w:rPr>
-          <w:rFonts w:cs="ＭＳ 明朝;MS Mincho"/>
+          <w:rFonts w:cs="ＭＳ 明朝"/>
+        </w:rPr>
+      </w:pPr>
+      <w:r>
+        <w:rPr>
+          <w:rFonts w:cs="ＭＳ 明朝"/>
         </w:rPr>
         <w:t>　　無し</w:t>
       </w:r>
@@ -4303,7 +4384,7 @@
         <w:pStyle w:val="Normal"/>
         <w:ind w:start="215" w:end="0"/>
         <w:rPr>
-          <w:rFonts w:cs="ＭＳ 明朝;MS Mincho"/>
+          <w:rFonts w:cs="ＭＳ 明朝"/>
           <w:b/>
         </w:rPr>
       </w:pPr>
@@ -4369,7 +4450,7 @@
       </w:r>
       <w:r>
         <w:rPr>
-          <w:rFonts w:cs="ＭＳ 明朝;MS Mincho"/>
+          <w:rFonts w:cs="ＭＳ 明朝"/>
           <w:b/>
         </w:rPr>
         <w:t>石綿含有産業廃棄物の有無</w:t>
@@ -4379,12 +4460,12 @@
       <w:pPr>
         <w:pStyle w:val="Normal"/>
         <w:rPr>
-          <w:rFonts w:cs="ＭＳ 明朝;MS Mincho"/>
-        </w:rPr>
-      </w:pPr>
-      <w:r>
-        <w:rPr>
-          <w:rFonts w:cs="ＭＳ 明朝;MS Mincho"/>
+          <w:rFonts w:cs="ＭＳ 明朝"/>
+        </w:rPr>
+      </w:pPr>
+      <w:r>
+        <w:rPr>
+          <w:rFonts w:cs="ＭＳ 明朝"/>
         </w:rPr>
         <w:t>　　無し</w:t>
       </w:r>
@@ -4394,7 +4475,7 @@
         <w:pStyle w:val="Style19"/>
         <w:ind w:firstLine="208" w:start="0" w:end="209"/>
         <w:rPr>
-          <w:rFonts w:ascii="ＭＳ 明朝;MS Mincho" w:hAnsi="ＭＳ 明朝;MS Mincho" w:eastAsia="ＭＳ 明朝;MS Mincho" w:cs="ＭＳ 明朝;MS Mincho"/>
+          <w:rFonts w:ascii="ＭＳ 明朝" w:hAnsi="ＭＳ 明朝" w:eastAsia="ＭＳ 明朝" w:cs="ＭＳ 明朝"/>
           <w:b/>
         </w:rPr>
       </w:pPr>
@@ -4460,7 +4541,7 @@
       </w:r>
       <w:r>
         <w:rPr>
-          <w:rFonts w:ascii="ＭＳ 明朝;MS Mincho" w:hAnsi="ＭＳ 明朝;MS Mincho" w:cs="ＭＳ 明朝;MS Mincho" w:eastAsia="ＭＳ 明朝;MS Mincho"/>
+          <w:rFonts w:ascii="ＭＳ 明朝" w:hAnsi="ＭＳ 明朝" w:cs="ＭＳ 明朝" w:eastAsia="ＭＳ 明朝"/>
           <w:b/>
         </w:rPr>
         <w:t>特定産業廃棄物の有無</w:t>
@@ -4471,12 +4552,12 @@
         <w:pStyle w:val="Style19"/>
         <w:ind w:start="0" w:end="209"/>
         <w:rPr>
-          <w:rFonts w:ascii="ＭＳ 明朝;MS Mincho" w:hAnsi="ＭＳ 明朝;MS Mincho" w:eastAsia="ＭＳ 明朝;MS Mincho" w:cs="ＭＳ 明朝;MS Mincho"/>
-        </w:rPr>
-      </w:pPr>
-      <w:r>
-        <w:rPr>
-          <w:rFonts w:ascii="ＭＳ 明朝;MS Mincho" w:hAnsi="ＭＳ 明朝;MS Mincho" w:cs="ＭＳ 明朝;MS Mincho" w:eastAsia="ＭＳ 明朝;MS Mincho"/>
+          <w:rFonts w:ascii="ＭＳ 明朝" w:hAnsi="ＭＳ 明朝" w:eastAsia="ＭＳ 明朝" w:cs="ＭＳ 明朝"/>
+        </w:rPr>
+      </w:pPr>
+      <w:r>
+        <w:rPr>
+          <w:rFonts w:ascii="ＭＳ 明朝" w:hAnsi="ＭＳ 明朝" w:cs="ＭＳ 明朝" w:eastAsia="ＭＳ 明朝"/>
         </w:rPr>
         <w:t>　　無し</w:t>
       </w:r>
@@ -4486,19 +4567,19 @@
         <w:pStyle w:val="Style19"/>
         <w:ind w:start="0" w:end="209"/>
         <w:rPr>
-          <w:rFonts w:ascii="ＭＳ 明朝;MS Mincho" w:hAnsi="ＭＳ 明朝;MS Mincho" w:eastAsia="ＭＳ 明朝;MS Mincho" w:cs="ＭＳ 明朝;MS Mincho"/>
+          <w:rFonts w:ascii="ＭＳ 明朝" w:hAnsi="ＭＳ 明朝" w:eastAsia="ＭＳ 明朝" w:cs="ＭＳ 明朝"/>
           <w:b/>
         </w:rPr>
       </w:pPr>
       <w:r>
         <w:rPr>
-          <w:rFonts w:ascii="ＭＳ 明朝;MS Mincho" w:hAnsi="ＭＳ 明朝;MS Mincho" w:cs="ＭＳ 明朝;MS Mincho" w:eastAsia="ＭＳ 明朝;MS Mincho"/>
+          <w:rFonts w:ascii="ＭＳ 明朝" w:hAnsi="ＭＳ 明朝" w:cs="ＭＳ 明朝" w:eastAsia="ＭＳ 明朝"/>
         </w:rPr>
         <w:t>　</w:t>
       </w:r>
       <w:r>
         <w:rPr>
-          <w:rFonts w:ascii="ＭＳ 明朝;MS Mincho" w:hAnsi="ＭＳ 明朝;MS Mincho" w:cs="ＭＳ 明朝;MS Mincho" w:eastAsia="ＭＳ 明朝;MS Mincho"/>
+          <w:rFonts w:ascii="ＭＳ 明朝" w:hAnsi="ＭＳ 明朝" w:cs="ＭＳ 明朝" w:eastAsia="ＭＳ 明朝"/>
           <w:b/>
         </w:rPr>
         <mc:AlternateContent>
@@ -4567,12 +4648,12 @@
         <w:pStyle w:val="Style19"/>
         <w:ind w:start="0" w:end="209"/>
         <w:rPr>
-          <w:rFonts w:ascii="ＭＳ 明朝;MS Mincho" w:hAnsi="ＭＳ 明朝;MS Mincho" w:eastAsia="ＭＳ 明朝;MS Mincho" w:cs="ＭＳ 明朝;MS Mincho"/>
-        </w:rPr>
-      </w:pPr>
-      <w:r>
-        <w:rPr>
-          <w:rFonts w:ascii="ＭＳ 明朝;MS Mincho" w:hAnsi="ＭＳ 明朝;MS Mincho" w:cs="ＭＳ 明朝;MS Mincho" w:eastAsia="ＭＳ 明朝;MS Mincho"/>
+          <w:rFonts w:ascii="ＭＳ 明朝" w:hAnsi="ＭＳ 明朝" w:eastAsia="ＭＳ 明朝" w:cs="ＭＳ 明朝"/>
+        </w:rPr>
+      </w:pPr>
+      <w:r>
+        <w:rPr>
+          <w:rFonts w:ascii="ＭＳ 明朝" w:hAnsi="ＭＳ 明朝" w:cs="ＭＳ 明朝" w:eastAsia="ＭＳ 明朝"/>
         </w:rPr>
         <w:t>　　無し</w:t>
       </w:r>
@@ -4582,19 +4663,19 @@
         <w:pStyle w:val="Style19"/>
         <w:ind w:start="0" w:end="209"/>
         <w:rPr>
-          <w:rFonts w:ascii="ＭＳ 明朝;MS Mincho" w:hAnsi="ＭＳ 明朝;MS Mincho" w:eastAsia="ＭＳ 明朝;MS Mincho" w:cs="ＭＳ 明朝;MS Mincho"/>
+          <w:rFonts w:ascii="ＭＳ 明朝" w:hAnsi="ＭＳ 明朝" w:eastAsia="ＭＳ 明朝" w:cs="ＭＳ 明朝"/>
           <w:b/>
         </w:rPr>
       </w:pPr>
       <w:r>
         <w:rPr>
-          <w:rFonts w:ascii="ＭＳ 明朝;MS Mincho" w:hAnsi="ＭＳ 明朝;MS Mincho" w:cs="ＭＳ 明朝;MS Mincho" w:eastAsia="ＭＳ 明朝;MS Mincho"/>
+          <w:rFonts w:ascii="ＭＳ 明朝" w:hAnsi="ＭＳ 明朝" w:cs="ＭＳ 明朝" w:eastAsia="ＭＳ 明朝"/>
         </w:rPr>
         <w:t>　</w:t>
       </w:r>
       <w:r>
         <w:rPr>
-          <w:rFonts w:ascii="ＭＳ 明朝;MS Mincho" w:hAnsi="ＭＳ 明朝;MS Mincho" w:cs="ＭＳ 明朝;MS Mincho" w:eastAsia="ＭＳ 明朝;MS Mincho"/>
+          <w:rFonts w:ascii="ＭＳ 明朝" w:hAnsi="ＭＳ 明朝" w:cs="ＭＳ 明朝" w:eastAsia="ＭＳ 明朝"/>
           <w:b/>
         </w:rPr>
         <mc:AlternateContent>
@@ -4663,12 +4744,12 @@
         <w:pStyle w:val="Style19"/>
         <w:ind w:start="0" w:end="209"/>
         <w:rPr>
-          <w:rFonts w:ascii="ＭＳ 明朝;MS Mincho" w:hAnsi="ＭＳ 明朝;MS Mincho" w:eastAsia="ＭＳ 明朝;MS Mincho" w:cs="ＭＳ 明朝;MS Mincho"/>
-        </w:rPr>
-      </w:pPr>
-      <w:r>
-        <w:rPr>
-          <w:rFonts w:ascii="ＭＳ 明朝;MS Mincho" w:hAnsi="ＭＳ 明朝;MS Mincho" w:cs="ＭＳ 明朝;MS Mincho" w:eastAsia="ＭＳ 明朝;MS Mincho"/>
+          <w:rFonts w:ascii="ＭＳ 明朝" w:hAnsi="ＭＳ 明朝" w:eastAsia="ＭＳ 明朝" w:cs="ＭＳ 明朝"/>
+        </w:rPr>
+      </w:pPr>
+      <w:r>
+        <w:rPr>
+          <w:rFonts w:ascii="ＭＳ 明朝" w:hAnsi="ＭＳ 明朝" w:cs="ＭＳ 明朝" w:eastAsia="ＭＳ 明朝"/>
         </w:rPr>
         <w:t>　　無し</w:t>
       </w:r>
@@ -4678,7 +4759,7 @@
         <w:pStyle w:val="Style19"/>
         <w:ind w:start="215" w:end="209"/>
         <w:rPr>
-          <w:rFonts w:ascii="ＭＳ 明朝;MS Mincho" w:hAnsi="ＭＳ 明朝;MS Mincho" w:eastAsia="ＭＳ 明朝;MS Mincho" w:cs="ＭＳ 明朝;MS Mincho"/>
+          <w:rFonts w:ascii="ＭＳ 明朝" w:hAnsi="ＭＳ 明朝" w:eastAsia="ＭＳ 明朝" w:cs="ＭＳ 明朝"/>
           <w:b/>
         </w:rPr>
       </w:pPr>
@@ -4744,7 +4825,7 @@
       </w:r>
       <w:r>
         <w:rPr>
-          <w:rFonts w:ascii="ＭＳ 明朝;MS Mincho" w:hAnsi="ＭＳ 明朝;MS Mincho" w:cs="ＭＳ 明朝;MS Mincho" w:eastAsia="ＭＳ 明朝;MS Mincho"/>
+          <w:rFonts w:ascii="ＭＳ 明朝" w:hAnsi="ＭＳ 明朝" w:cs="ＭＳ 明朝" w:eastAsia="ＭＳ 明朝"/>
           <w:b/>
         </w:rPr>
         <w:t>日本工業規格Ｃ０９５０号に規定する含有マークまたはグリーンマークが付されたものである</w:t>
@@ -4755,12 +4836,12 @@
         <w:pStyle w:val="Style19"/>
         <w:ind w:start="215" w:end="209"/>
         <w:rPr>
-          <w:rFonts w:ascii="ＭＳ 明朝;MS Mincho" w:hAnsi="ＭＳ 明朝;MS Mincho" w:eastAsia="ＭＳ 明朝;MS Mincho" w:cs="ＭＳ 明朝;MS Mincho"/>
-        </w:rPr>
-      </w:pPr>
-      <w:r>
-        <w:rPr>
-          <w:rFonts w:ascii="ＭＳ 明朝;MS Mincho" w:hAnsi="ＭＳ 明朝;MS Mincho" w:cs="ＭＳ 明朝;MS Mincho" w:eastAsia="ＭＳ 明朝;MS Mincho"/>
+          <w:rFonts w:ascii="ＭＳ 明朝" w:hAnsi="ＭＳ 明朝" w:eastAsia="ＭＳ 明朝" w:cs="ＭＳ 明朝"/>
+        </w:rPr>
+      </w:pPr>
+      <w:r>
+        <w:rPr>
+          <w:rFonts w:ascii="ＭＳ 明朝" w:hAnsi="ＭＳ 明朝" w:cs="ＭＳ 明朝" w:eastAsia="ＭＳ 明朝"/>
           <w:b/>
         </w:rPr>
         <w:t>場合には、当該含有マークまたはグリーンマークの表示に関する事項</w:t>
@@ -4770,7 +4851,7 @@
       <w:pPr>
         <w:pStyle w:val="Normal"/>
         <w:rPr>
-          <w:rFonts w:cs="ＭＳ 明朝;MS Mincho"/>
+          <w:rFonts w:cs="ＭＳ 明朝"/>
         </w:rPr>
       </w:pPr>
       <w:r>
@@ -4835,7 +4916,7 @@
       </w:r>
       <w:r>
         <w:rPr>
-          <w:rFonts w:cs="ＭＳ 明朝;MS Mincho"/>
+          <w:rFonts w:cs="ＭＳ 明朝"/>
         </w:rPr>
         <w:t>　　該当しない</w:t>
       </w:r>
@@ -4845,13 +4926,13 @@
         <w:pStyle w:val="Normal"/>
         <w:ind w:start="215" w:end="0"/>
         <w:rPr>
-          <w:rFonts w:cs="ＭＳ 明朝;MS Mincho"/>
+          <w:rFonts w:cs="ＭＳ 明朝"/>
           <w:b/>
         </w:rPr>
       </w:pPr>
       <w:r>
         <w:rPr>
-          <w:rFonts w:cs="ＭＳ 明朝;MS Mincho"/>
+          <w:rFonts w:cs="ＭＳ 明朝"/>
           <w:b/>
         </w:rPr>
         <w:t>その他廃棄物の取扱いに際して注意すべき事項</w:t>
@@ -4861,12 +4942,12 @@
       <w:pPr>
         <w:pStyle w:val="Normal"/>
         <w:rPr>
-          <w:rFonts w:cs="ＭＳ 明朝;MS Mincho"/>
-        </w:rPr>
-      </w:pPr>
-      <w:r>
-        <w:rPr>
-          <w:rFonts w:cs="ＭＳ 明朝;MS Mincho"/>
+          <w:rFonts w:cs="ＭＳ 明朝"/>
+        </w:rPr>
+      </w:pPr>
+      <w:r>
+        <w:rPr>
+          <w:rFonts w:cs="ＭＳ 明朝"/>
         </w:rPr>
         <w:t>　　過剰な高さで長期間保管した場合、高温化し自然発火に至る場合有り</w:t>
       </w:r>
@@ -4875,25 +4956,25 @@
       <w:pPr>
         <w:pStyle w:val="Normal"/>
         <w:rPr>
-          <w:rFonts w:cs="ＭＳ 明朝;MS Mincho"/>
-        </w:rPr>
-      </w:pPr>
-      <w:r>
-        <w:rPr>
-          <w:rFonts w:cs="ＭＳ 明朝;MS Mincho"/>
-        </w:rPr>
-      </w:r>
-    </w:p>
-    <w:p>
-      <w:pPr>
-        <w:pStyle w:val="Normal"/>
-        <w:rPr>
-          <w:rFonts w:cs="ＭＳ 明朝;MS Mincho"/>
-        </w:rPr>
-      </w:pPr>
-      <w:r>
-        <w:rPr>
-          <w:rFonts w:cs="ＭＳ 明朝;MS Mincho"/>
+          <w:rFonts w:cs="ＭＳ 明朝"/>
+        </w:rPr>
+      </w:pPr>
+      <w:r>
+        <w:rPr>
+          <w:rFonts w:cs="ＭＳ 明朝"/>
+        </w:rPr>
+      </w:r>
+    </w:p>
+    <w:p>
+      <w:pPr>
+        <w:pStyle w:val="Normal"/>
+        <w:rPr>
+          <w:rFonts w:cs="ＭＳ 明朝"/>
+        </w:rPr>
+      </w:pPr>
+      <w:r>
+        <w:rPr>
+          <w:rFonts w:cs="ＭＳ 明朝"/>
         </w:rPr>
         <w:t>（以下、余白）</w:t>
       </w:r>
@@ -4916,41 +4997,28 @@
           <w:tab w:val="left" w:pos="8931" w:leader="none"/>
         </w:tabs>
         <w:rPr>
-          <w:rFonts w:cs="ＭＳ 明朝;MS Mincho"/>
-        </w:rPr>
-      </w:pPr>
-      <w:r>
-        <w:rPr>
-          <w:rFonts w:cs="ＭＳ 明朝;MS Mincho"/>
-        </w:rPr>
-      </w:r>
-    </w:p>
-    <w:p>
-      <w:pPr>
-        <w:pStyle w:val="Normal"/>
-        <w:rPr>
-          <w:rFonts w:cs="ＭＳ 明朝;MS Mincho"/>
-        </w:rPr>
-      </w:pPr>
-      <w:r>
-        <w:rPr>
-          <w:rFonts w:cs="ＭＳ 明朝;MS Mincho"/>
-        </w:rPr>
-        <w:br w:type="page"/>
-      </w:r>
-    </w:p>
-    <w:p>
-      <w:pPr>
-        <w:pStyle w:val="Normal"/>
+          <w:rFonts w:cs="ＭＳ 明朝"/>
+        </w:rPr>
+      </w:pPr>
+      <w:r>
+        <w:rPr>
+          <w:rFonts w:cs="ＭＳ 明朝"/>
+        </w:rPr>
+      </w:r>
+    </w:p>
+    <w:p>
+      <w:pPr>
+        <w:pStyle w:val="Normal"/>
+        <w:pageBreakBefore/>
         <w:jc w:val="start"/>
         <w:rPr>
-          <w:rFonts w:cs="ＭＳ 明朝;MS Mincho"/>
+          <w:rFonts w:cs="ＭＳ 明朝"/>
           <w:b/>
         </w:rPr>
       </w:pPr>
       <w:r>
         <w:rPr>
-          <w:rFonts w:cs="ＭＳ 明朝;MS Mincho"/>
+          <w:rFonts w:cs="ＭＳ 明朝"/>
           <w:b/>
         </w:rPr>
         <w:t>（別紙２）</w:t>
@@ -4960,12 +5028,12 @@
       <w:pPr>
         <w:pStyle w:val="Normal"/>
         <w:rPr>
-          <w:rFonts w:cs="ＭＳ 明朝;MS Mincho"/>
-        </w:rPr>
-      </w:pPr>
-      <w:r>
-        <w:rPr>
-          <w:rFonts w:cs="ＭＳ 明朝;MS Mincho"/>
+          <w:rFonts w:cs="ＭＳ 明朝"/>
+        </w:rPr>
+      </w:pPr>
+      <w:r>
+        <w:rPr>
+          <w:rFonts w:cs="ＭＳ 明朝"/>
         </w:rPr>
       </w:r>
     </w:p>
@@ -4974,12 +5042,12 @@
         <w:pStyle w:val="Normal"/>
         <w:jc w:val="center"/>
         <w:rPr>
-          <w:rFonts w:cs="ＭＳ 明朝;MS Mincho"/>
-        </w:rPr>
-      </w:pPr>
-      <w:r>
-        <w:rPr>
-          <w:rFonts w:cs="ＭＳ 明朝;MS Mincho"/>
+          <w:rFonts w:cs="ＭＳ 明朝"/>
+        </w:rPr>
+      </w:pPr>
+      <w:r>
+        <w:rPr>
+          <w:rFonts w:cs="ＭＳ 明朝"/>
         </w:rPr>
         <w:t xml:space="preserve">収集・運搬業者一覧</w:t>
       </w:r>
@@ -4988,25 +5056,25 @@
       <w:pPr>
         <w:pStyle w:val="Normal"/>
         <w:rPr>
-          <w:rFonts w:cs="ＭＳ 明朝;MS Mincho"/>
-        </w:rPr>
-      </w:pPr>
-      <w:r>
-        <w:rPr>
-          <w:rFonts w:cs="ＭＳ 明朝;MS Mincho"/>
-        </w:rPr>
-      </w:r>
-    </w:p>
-    <w:p>
-      <w:pPr>
-        <w:pStyle w:val="Normal"/>
-        <w:rPr>
-          <w:rFonts w:cs="ＭＳ 明朝;MS Mincho"/>
-        </w:rPr>
-      </w:pPr>
-      <w:r>
-        <w:rPr>
-          <w:rFonts w:cs="ＭＳ 明朝;MS Mincho"/>
+          <w:rFonts w:cs="ＭＳ 明朝"/>
+        </w:rPr>
+      </w:pPr>
+      <w:r>
+        <w:rPr>
+          <w:rFonts w:cs="ＭＳ 明朝"/>
+        </w:rPr>
+      </w:r>
+    </w:p>
+    <w:p>
+      <w:pPr>
+        <w:pStyle w:val="Normal"/>
+        <w:rPr>
+          <w:rFonts w:cs="ＭＳ 明朝"/>
+        </w:rPr>
+      </w:pPr>
+      <w:r>
+        <w:rPr>
+          <w:rFonts w:cs="ＭＳ 明朝"/>
         </w:rPr>
         <w:t xml:space="preserve">第2条第6項に定める、乙が手配する収集・運搬業者は次のとおりとする。</w:t>
       </w:r>
@@ -5015,12 +5083,12 @@
       <w:pPr>
         <w:pStyle w:val="Normal"/>
         <w:rPr>
-          <w:rFonts w:cs="ＭＳ 明朝;MS Mincho"/>
-        </w:rPr>
-      </w:pPr>
-      <w:r>
-        <w:rPr>
-          <w:rFonts w:cs="ＭＳ 明朝;MS Mincho"/>
+          <w:rFonts w:cs="ＭＳ 明朝"/>
+        </w:rPr>
+      </w:pPr>
+      <w:r>
+        <w:rPr>
+          <w:rFonts w:cs="ＭＳ 明朝"/>
         </w:rPr>
       </w:r>
     </w:p>
@@ -5063,14 +5131,14 @@
               <w:pStyle w:val="BodyTextIndent"/>
               <w:ind w:start="0" w:end="0"/>
               <w:rPr>
-                <w:rFonts w:ascii="ＭＳ 明朝;MS Mincho" w:hAnsi="ＭＳ 明朝;MS Mincho" w:eastAsia="ＭＳ 明朝;MS Mincho" w:cs="ＭＳ 明朝;MS Mincho"/>
+                <w:rFonts w:ascii="ＭＳ 明朝" w:hAnsi="ＭＳ 明朝" w:eastAsia="ＭＳ 明朝" w:cs="ＭＳ 明朝"/>
                 <w:sz w:val="22"/>
                 <w:szCs w:val="22"/>
               </w:rPr>
             </w:pPr>
             <w:r>
               <w:rPr>
-                <w:rFonts w:ascii="ＭＳ 明朝;MS Mincho" w:hAnsi="ＭＳ 明朝;MS Mincho" w:cs="ＭＳ 明朝;MS Mincho" w:eastAsia="ＭＳ 明朝;MS Mincho"/>
+                <w:rFonts w:ascii="ＭＳ 明朝" w:hAnsi="ＭＳ 明朝" w:cs="ＭＳ 明朝" w:eastAsia="ＭＳ 明朝"/>
                 <w:sz w:val="22"/>
                 <w:szCs w:val="22"/>
               </w:rPr>
@@ -5095,14 +5163,14 @@
               <w:pStyle w:val="BodyTextIndent"/>
               <w:ind w:start="0" w:end="0"/>
               <w:rPr>
-                <w:rFonts w:ascii="ＭＳ 明朝;MS Mincho" w:hAnsi="ＭＳ 明朝;MS Mincho" w:eastAsia="ＭＳ 明朝;MS Mincho" w:cs="ＭＳ 明朝;MS Mincho"/>
+                <w:rFonts w:ascii="ＭＳ 明朝" w:hAnsi="ＭＳ 明朝" w:eastAsia="ＭＳ 明朝" w:cs="ＭＳ 明朝"/>
                 <w:sz w:val="22"/>
                 <w:szCs w:val="22"/>
               </w:rPr>
             </w:pPr>
             <w:r>
               <w:rPr>
-                <w:rFonts w:ascii="ＭＳ 明朝;MS Mincho" w:hAnsi="ＭＳ 明朝;MS Mincho" w:cs="ＭＳ 明朝;MS Mincho" w:eastAsia="ＭＳ 明朝;MS Mincho"/>
+                <w:rFonts w:ascii="ＭＳ 明朝" w:hAnsi="ＭＳ 明朝" w:cs="ＭＳ 明朝" w:eastAsia="ＭＳ 明朝"/>
                 <w:sz w:val="22"/>
                 <w:szCs w:val="22"/>
               </w:rPr>
@@ -5131,14 +5199,14 @@
               <w:pStyle w:val="BodyTextIndent"/>
               <w:ind w:start="0" w:end="0"/>
               <w:rPr>
-                <w:rFonts w:ascii="ＭＳ 明朝;MS Mincho" w:hAnsi="ＭＳ 明朝;MS Mincho" w:eastAsia="ＭＳ 明朝;MS Mincho" w:cs="ＭＳ 明朝;MS Mincho"/>
+                <w:rFonts w:ascii="ＭＳ 明朝" w:hAnsi="ＭＳ 明朝" w:eastAsia="ＭＳ 明朝" w:cs="ＭＳ 明朝"/>
                 <w:sz w:val="22"/>
                 <w:szCs w:val="22"/>
               </w:rPr>
             </w:pPr>
             <w:r>
               <w:rPr>
-                <w:rFonts w:ascii="ＭＳ 明朝;MS Mincho" w:hAnsi="ＭＳ 明朝;MS Mincho" w:cs="ＭＳ 明朝;MS Mincho" w:eastAsia="ＭＳ 明朝;MS Mincho"/>
+                <w:rFonts w:ascii="ＭＳ 明朝" w:hAnsi="ＭＳ 明朝" w:cs="ＭＳ 明朝" w:eastAsia="ＭＳ 明朝"/>
                 <w:sz w:val="22"/>
                 <w:szCs w:val="22"/>
               </w:rPr>
@@ -5163,14 +5231,14 @@
               <w:pStyle w:val="BodyTextIndent"/>
               <w:ind w:start="0" w:end="0"/>
               <w:rPr>
-                <w:rFonts w:ascii="ＭＳ 明朝;MS Mincho" w:hAnsi="ＭＳ 明朝;MS Mincho" w:eastAsia="ＭＳ 明朝;MS Mincho" w:cs="ＭＳ 明朝;MS Mincho"/>
+                <w:rFonts w:ascii="ＭＳ 明朝" w:hAnsi="ＭＳ 明朝" w:eastAsia="ＭＳ 明朝" w:cs="ＭＳ 明朝"/>
                 <w:sz w:val="22"/>
                 <w:szCs w:val="22"/>
               </w:rPr>
             </w:pPr>
             <w:r>
               <w:rPr>
-                <w:rFonts w:ascii="ＭＳ 明朝;MS Mincho" w:hAnsi="ＭＳ 明朝;MS Mincho" w:cs="ＭＳ 明朝;MS Mincho" w:eastAsia="ＭＳ 明朝;MS Mincho"/>
+                <w:rFonts w:ascii="ＭＳ 明朝" w:hAnsi="ＭＳ 明朝" w:cs="ＭＳ 明朝" w:eastAsia="ＭＳ 明朝"/>
                 <w:sz w:val="22"/>
                 <w:szCs w:val="22"/>
               </w:rPr>
@@ -5178,7 +5246,7 @@
             </w:r>
             <w:r>
               <w:rPr>
-                <w:rFonts w:eastAsia="ＭＳ 明朝;MS Mincho" w:cs="ＭＳ 明朝;MS Mincho" w:ascii="ＭＳ 明朝;MS Mincho" w:hAnsi="ＭＳ 明朝;MS Mincho"/>
+                <w:rFonts w:eastAsia="ＭＳ 明朝" w:cs="ＭＳ 明朝" w:ascii="ＭＳ 明朝" w:hAnsi="ＭＳ 明朝"/>
                 <w:sz w:val="22"/>
                 <w:szCs w:val="22"/>
               </w:rPr>
@@ -5186,7 +5254,7 @@
             </w:r>
             <w:r>
               <w:rPr>
-                <w:rFonts w:ascii="ＭＳ 明朝;MS Mincho" w:hAnsi="ＭＳ 明朝;MS Mincho" w:cs="ＭＳ 明朝;MS Mincho" w:eastAsia="ＭＳ 明朝;MS Mincho"/>
+                <w:rFonts w:ascii="ＭＳ 明朝" w:hAnsi="ＭＳ 明朝" w:cs="ＭＳ 明朝" w:eastAsia="ＭＳ 明朝"/>
                 <w:sz w:val="22"/>
                 <w:szCs w:val="22"/>
               </w:rPr>
@@ -5194,7 +5262,7 @@
             </w:r>
             <w:r>
               <w:rPr>
-                <w:rFonts w:eastAsia="ＭＳ 明朝;MS Mincho" w:cs="ＭＳ 明朝;MS Mincho" w:ascii="ＭＳ 明朝;MS Mincho" w:hAnsi="ＭＳ 明朝;MS Mincho"/>
+                <w:rFonts w:eastAsia="ＭＳ 明朝" w:cs="ＭＳ 明朝" w:ascii="ＭＳ 明朝" w:hAnsi="ＭＳ 明朝"/>
                 <w:sz w:val="22"/>
                 <w:szCs w:val="22"/>
               </w:rPr>
@@ -5202,7 +5270,7 @@
             </w:r>
             <w:r>
               <w:rPr>
-                <w:rFonts w:ascii="ＭＳ 明朝;MS Mincho" w:hAnsi="ＭＳ 明朝;MS Mincho" w:cs="ＭＳ 明朝;MS Mincho" w:eastAsia="ＭＳ 明朝;MS Mincho"/>
+                <w:rFonts w:ascii="ＭＳ 明朝" w:hAnsi="ＭＳ 明朝" w:cs="ＭＳ 明朝" w:eastAsia="ＭＳ 明朝"/>
                 <w:sz w:val="22"/>
                 <w:szCs w:val="22"/>
               </w:rPr>
@@ -5232,7 +5300,7 @@
               <w:pStyle w:val="BodyTextIndent"/>
               <w:ind w:start="0" w:end="0"/>
               <w:rPr>
-                <w:rFonts w:ascii="Century" w:hAnsi="Century" w:eastAsia="ＭＳ 明朝;MS Mincho" w:cs="Century"/>
+                <w:rFonts w:ascii="Century" w:hAnsi="Century" w:eastAsia="ＭＳ 明朝" w:cs="Century"/>
                 <w:sz w:val="22"/>
                 <w:szCs w:val="22"/>
               </w:rPr>
@@ -5263,7 +5331,7 @@
               <w:pStyle w:val="BodyTextIndent"/>
               <w:ind w:start="0" w:end="0"/>
               <w:rPr>
-                <w:rFonts w:ascii="Century" w:hAnsi="Century" w:eastAsia="ＭＳ 明朝;MS Mincho" w:cs="Century"/>
+                <w:rFonts w:ascii="Century" w:hAnsi="Century" w:eastAsia="ＭＳ 明朝" w:cs="Century"/>
                 <w:sz w:val="22"/>
               </w:rPr>
             </w:pPr>
@@ -5809,12 +5877,12 @@
       <w:pPr>
         <w:pStyle w:val="Normal"/>
         <w:rPr>
-          <w:rFonts w:cs="ＭＳ 明朝;MS Mincho"/>
-        </w:rPr>
-      </w:pPr>
-      <w:r>
-        <w:rPr>
-          <w:rFonts w:cs="ＭＳ 明朝;MS Mincho"/>
+          <w:rFonts w:cs="ＭＳ 明朝"/>
+        </w:rPr>
+      </w:pPr>
+      <w:r>
+        <w:rPr>
+          <w:rFonts w:cs="ＭＳ 明朝"/>
         </w:rPr>
       </w:r>
     </w:p>
@@ -5857,14 +5925,14 @@
               <w:pStyle w:val="BodyTextIndent"/>
               <w:ind w:start="0" w:end="0"/>
               <w:rPr>
-                <w:rFonts w:ascii="ＭＳ 明朝;MS Mincho" w:hAnsi="ＭＳ 明朝;MS Mincho" w:eastAsia="ＭＳ 明朝;MS Mincho" w:cs="ＭＳ 明朝;MS Mincho"/>
+                <w:rFonts w:ascii="ＭＳ 明朝" w:hAnsi="ＭＳ 明朝" w:eastAsia="ＭＳ 明朝" w:cs="ＭＳ 明朝"/>
                 <w:sz w:val="22"/>
                 <w:szCs w:val="22"/>
               </w:rPr>
             </w:pPr>
             <w:r>
               <w:rPr>
-                <w:rFonts w:ascii="ＭＳ 明朝;MS Mincho" w:hAnsi="ＭＳ 明朝;MS Mincho" w:cs="ＭＳ 明朝;MS Mincho" w:eastAsia="ＭＳ 明朝;MS Mincho"/>
+                <w:rFonts w:ascii="ＭＳ 明朝" w:hAnsi="ＭＳ 明朝" w:cs="ＭＳ 明朝" w:eastAsia="ＭＳ 明朝"/>
                 <w:sz w:val="22"/>
                 <w:szCs w:val="22"/>
               </w:rPr>
@@ -5889,14 +5957,14 @@
               <w:pStyle w:val="BodyTextIndent"/>
               <w:ind w:start="0" w:end="0"/>
               <w:rPr>
-                <w:rFonts w:ascii="ＭＳ 明朝;MS Mincho" w:hAnsi="ＭＳ 明朝;MS Mincho" w:eastAsia="ＭＳ 明朝;MS Mincho" w:cs="ＭＳ 明朝;MS Mincho"/>
+                <w:rFonts w:ascii="ＭＳ 明朝" w:hAnsi="ＭＳ 明朝" w:eastAsia="ＭＳ 明朝" w:cs="ＭＳ 明朝"/>
                 <w:sz w:val="22"/>
                 <w:szCs w:val="22"/>
               </w:rPr>
             </w:pPr>
             <w:r>
               <w:rPr>
-                <w:rFonts w:ascii="ＭＳ 明朝;MS Mincho" w:hAnsi="ＭＳ 明朝;MS Mincho" w:cs="ＭＳ 明朝;MS Mincho" w:eastAsia="ＭＳ 明朝;MS Mincho"/>
+                <w:rFonts w:ascii="ＭＳ 明朝" w:hAnsi="ＭＳ 明朝" w:cs="ＭＳ 明朝" w:eastAsia="ＭＳ 明朝"/>
                 <w:sz w:val="22"/>
                 <w:szCs w:val="22"/>
               </w:rPr>
@@ -5925,14 +5993,14 @@
               <w:pStyle w:val="BodyTextIndent"/>
               <w:ind w:start="0" w:end="0"/>
               <w:rPr>
-                <w:rFonts w:ascii="ＭＳ 明朝;MS Mincho" w:hAnsi="ＭＳ 明朝;MS Mincho" w:eastAsia="ＭＳ 明朝;MS Mincho" w:cs="ＭＳ 明朝;MS Mincho"/>
+                <w:rFonts w:ascii="ＭＳ 明朝" w:hAnsi="ＭＳ 明朝" w:eastAsia="ＭＳ 明朝" w:cs="ＭＳ 明朝"/>
                 <w:sz w:val="22"/>
                 <w:szCs w:val="22"/>
               </w:rPr>
             </w:pPr>
             <w:r>
               <w:rPr>
-                <w:rFonts w:ascii="ＭＳ 明朝;MS Mincho" w:hAnsi="ＭＳ 明朝;MS Mincho" w:cs="ＭＳ 明朝;MS Mincho" w:eastAsia="ＭＳ 明朝;MS Mincho"/>
+                <w:rFonts w:ascii="ＭＳ 明朝" w:hAnsi="ＭＳ 明朝" w:cs="ＭＳ 明朝" w:eastAsia="ＭＳ 明朝"/>
                 <w:sz w:val="22"/>
                 <w:szCs w:val="22"/>
               </w:rPr>
@@ -5957,14 +6025,14 @@
               <w:pStyle w:val="BodyTextIndent"/>
               <w:ind w:start="0" w:end="0"/>
               <w:rPr>
-                <w:rFonts w:ascii="ＭＳ 明朝;MS Mincho" w:hAnsi="ＭＳ 明朝;MS Mincho" w:eastAsia="ＭＳ 明朝;MS Mincho" w:cs="ＭＳ 明朝;MS Mincho"/>
+                <w:rFonts w:ascii="ＭＳ 明朝" w:hAnsi="ＭＳ 明朝" w:eastAsia="ＭＳ 明朝" w:cs="ＭＳ 明朝"/>
                 <w:sz w:val="22"/>
                 <w:szCs w:val="22"/>
               </w:rPr>
             </w:pPr>
             <w:r>
               <w:rPr>
-                <w:rFonts w:ascii="ＭＳ 明朝;MS Mincho" w:hAnsi="ＭＳ 明朝;MS Mincho" w:cs="ＭＳ 明朝;MS Mincho" w:eastAsia="ＭＳ 明朝;MS Mincho"/>
+                <w:rFonts w:ascii="ＭＳ 明朝" w:hAnsi="ＭＳ 明朝" w:cs="ＭＳ 明朝" w:eastAsia="ＭＳ 明朝"/>
                 <w:sz w:val="22"/>
                 <w:szCs w:val="22"/>
               </w:rPr>
@@ -5972,7 +6040,7 @@
             </w:r>
             <w:r>
               <w:rPr>
-                <w:rFonts w:eastAsia="ＭＳ 明朝;MS Mincho" w:cs="ＭＳ 明朝;MS Mincho" w:ascii="ＭＳ 明朝;MS Mincho" w:hAnsi="ＭＳ 明朝;MS Mincho"/>
+                <w:rFonts w:eastAsia="ＭＳ 明朝" w:cs="ＭＳ 明朝" w:ascii="ＭＳ 明朝" w:hAnsi="ＭＳ 明朝"/>
                 <w:sz w:val="22"/>
                 <w:szCs w:val="22"/>
               </w:rPr>
@@ -5980,7 +6048,7 @@
             </w:r>
             <w:r>
               <w:rPr>
-                <w:rFonts w:ascii="ＭＳ 明朝;MS Mincho" w:hAnsi="ＭＳ 明朝;MS Mincho" w:cs="ＭＳ 明朝;MS Mincho" w:eastAsia="ＭＳ 明朝;MS Mincho"/>
+                <w:rFonts w:ascii="ＭＳ 明朝" w:hAnsi="ＭＳ 明朝" w:cs="ＭＳ 明朝" w:eastAsia="ＭＳ 明朝"/>
                 <w:sz w:val="22"/>
                 <w:szCs w:val="22"/>
               </w:rPr>
@@ -5988,7 +6056,7 @@
             </w:r>
             <w:r>
               <w:rPr>
-                <w:rFonts w:eastAsia="ＭＳ 明朝;MS Mincho" w:cs="ＭＳ 明朝;MS Mincho" w:ascii="ＭＳ 明朝;MS Mincho" w:hAnsi="ＭＳ 明朝;MS Mincho"/>
+                <w:rFonts w:eastAsia="ＭＳ 明朝" w:cs="ＭＳ 明朝" w:ascii="ＭＳ 明朝" w:hAnsi="ＭＳ 明朝"/>
                 <w:sz w:val="22"/>
                 <w:szCs w:val="22"/>
               </w:rPr>
@@ -5996,7 +6064,7 @@
             </w:r>
             <w:r>
               <w:rPr>
-                <w:rFonts w:ascii="ＭＳ 明朝;MS Mincho" w:hAnsi="ＭＳ 明朝;MS Mincho" w:cs="ＭＳ 明朝;MS Mincho" w:eastAsia="ＭＳ 明朝;MS Mincho"/>
+                <w:rFonts w:ascii="ＭＳ 明朝" w:hAnsi="ＭＳ 明朝" w:cs="ＭＳ 明朝" w:eastAsia="ＭＳ 明朝"/>
                 <w:sz w:val="22"/>
                 <w:szCs w:val="22"/>
               </w:rPr>
@@ -6026,7 +6094,7 @@
               <w:pStyle w:val="BodyTextIndent"/>
               <w:ind w:start="0" w:end="0"/>
               <w:rPr>
-                <w:rFonts w:ascii="Century" w:hAnsi="Century" w:eastAsia="ＭＳ 明朝;MS Mincho" w:cs="Century"/>
+                <w:rFonts w:ascii="Century" w:hAnsi="Century" w:eastAsia="ＭＳ 明朝" w:cs="Century"/>
                 <w:sz w:val="22"/>
                 <w:szCs w:val="22"/>
               </w:rPr>
@@ -6057,7 +6125,7 @@
               <w:pStyle w:val="BodyTextIndent"/>
               <w:ind w:start="0" w:end="0"/>
               <w:rPr>
-                <w:rFonts w:ascii="Century" w:hAnsi="Century" w:eastAsia="ＭＳ 明朝;MS Mincho" w:cs="Century"/>
+                <w:rFonts w:ascii="Century" w:hAnsi="Century" w:eastAsia="ＭＳ 明朝" w:cs="Century"/>
                 <w:sz w:val="22"/>
               </w:rPr>
             </w:pPr>
@@ -6603,25 +6671,25 @@
       <w:pPr>
         <w:pStyle w:val="Normal"/>
         <w:rPr>
-          <w:rFonts w:cs="ＭＳ 明朝;MS Mincho"/>
-        </w:rPr>
-      </w:pPr>
-      <w:r>
-        <w:rPr>
-          <w:rFonts w:cs="ＭＳ 明朝;MS Mincho"/>
-        </w:rPr>
-      </w:r>
-    </w:p>
-    <w:p>
-      <w:pPr>
-        <w:pStyle w:val="Normal"/>
-        <w:rPr>
-          <w:rFonts w:cs="ＭＳ 明朝;MS Mincho"/>
-        </w:rPr>
-      </w:pPr>
-      <w:r>
-        <w:rPr>
-          <w:rFonts w:cs="ＭＳ 明朝;MS Mincho"/>
+          <w:rFonts w:cs="ＭＳ 明朝"/>
+        </w:rPr>
+      </w:pPr>
+      <w:r>
+        <w:rPr>
+          <w:rFonts w:cs="ＭＳ 明朝"/>
+        </w:rPr>
+      </w:r>
+    </w:p>
+    <w:p>
+      <w:pPr>
+        <w:pStyle w:val="Normal"/>
+        <w:rPr>
+          <w:rFonts w:cs="ＭＳ 明朝"/>
+        </w:rPr>
+      </w:pPr>
+      <w:r>
+        <w:rPr>
+          <w:rFonts w:cs="ＭＳ 明朝"/>
         </w:rPr>
         <w:t xml:space="preserve">（以下、余白）</w:t>
       </w:r>
@@ -6901,7 +6969,7 @@
         <w:ind w:start="612" w:hanging="360"/>
       </w:pPr>
       <w:rPr>
-        <w:rFonts w:ascii="ＭＳ 明朝;MS Mincho" w:hAnsi="ＭＳ 明朝;MS Mincho" w:eastAsia="ＭＳ 明朝;MS Mincho" w:cs="Times New Roman"/>
+        <w:rFonts w:ascii="ＭＳ 明朝" w:hAnsi="ＭＳ 明朝" w:eastAsia="ＭＳ 明朝" w:cs="Times New Roman"/>
       </w:rPr>
     </w:lvl>
   </w:abstractNum>
@@ -6943,10 +7011,10 @@
   <w:docDefaults>
     <w:rPrDefault>
       <w:rPr>
-        <w:rFonts w:ascii="Liberation Serif" w:hAnsi="Liberation Serif" w:eastAsia="WenQuanYi Zen Hei" w:cs="FreeSans"/>
+        <w:rFonts w:ascii="Century" w:hAnsi="Century" w:eastAsia="ＭＳ 明朝" w:cs="FreeSans"/>
         <w:sz w:val="24"/>
         <w:szCs w:val="24"/>
-        <w:lang w:val="en-US" w:eastAsia="zh-CN" w:bidi="hi-IN"/>
+        <w:lang w:val="en-US" w:eastAsia="ja-JP" w:bidi="ar-SA"/>
       </w:rPr>
     </w:rPrDefault>
     <w:pPrDefault>
@@ -6964,7 +7032,7 @@
       <w:jc w:val="both"/>
     </w:pPr>
     <w:rPr>
-      <w:rFonts w:ascii="ＭＳ 明朝;MS Mincho" w:hAnsi="ＭＳ 明朝;MS Mincho" w:eastAsia="ＭＳ 明朝;MS Mincho" w:cs="Times New Roman"/>
+      <w:rFonts w:ascii="ＭＳ 明朝" w:hAnsi="ＭＳ 明朝" w:eastAsia="ＭＳ 明朝" w:cs="Times New Roman"/>
       <w:color w:val="auto"/>
       <w:kern w:val="2"/>
       <w:sz w:val="22"/>
@@ -6987,7 +7055,7 @@
       <w:outlineLvl w:val="0"/>
     </w:pPr>
     <w:rPr>
-      <w:rFonts w:ascii="Arial" w:hAnsi="Arial" w:eastAsia="ＭＳ ゴシック;MS Gothic" w:cs="Arial"/>
+      <w:rFonts w:ascii="Arial" w:hAnsi="Arial" w:eastAsia="ＭＳ ゴシック" w:cs="Arial"/>
     </w:rPr>
   </w:style>
   <w:style w:type="paragraph" w:styleId="Heading2">
@@ -7004,7 +7072,7 @@
       <w:outlineLvl w:val="1"/>
     </w:pPr>
     <w:rPr>
-      <w:rFonts w:ascii="Arial" w:hAnsi="Arial" w:eastAsia="ＭＳ ゴシック;MS Gothic" w:cs="Arial"/>
+      <w:rFonts w:ascii="Arial" w:hAnsi="Arial" w:eastAsia="ＭＳ ゴシック" w:cs="Arial"/>
     </w:rPr>
   </w:style>
   <w:style w:type="paragraph" w:styleId="Heading3">
@@ -7028,7 +7096,7 @@
       <w:outlineLvl w:val="2"/>
     </w:pPr>
     <w:rPr>
-      <w:rFonts w:ascii="Arial" w:hAnsi="Arial" w:eastAsia="ＭＳ ゴシック;MS Gothic" w:cs="Arial"/>
+      <w:rFonts w:ascii="Arial" w:hAnsi="Arial" w:eastAsia="ＭＳ ゴシック" w:cs="Arial"/>
     </w:rPr>
   </w:style>
   <w:style w:type="paragraph" w:styleId="Heading4">
@@ -7060,7 +7128,7 @@
     <w:name w:val="WW8Num3z0"/>
     <w:qFormat/>
     <w:rPr>
-      <w:rFonts w:ascii="ＭＳ 明朝;MS Mincho" w:hAnsi="ＭＳ 明朝;MS Mincho" w:eastAsia="ＭＳ 明朝;MS Mincho" w:cs="Times New Roman"/>
+      <w:rFonts w:ascii="ＭＳ 明朝" w:hAnsi="ＭＳ 明朝" w:eastAsia="ＭＳ 明朝" w:cs="Times New Roman"/>
     </w:rPr>
   </w:style>
   <w:style w:type="character" w:styleId="WW8Num3z1">
@@ -7146,7 +7214,7 @@
     <w:name w:val="WW8Num21z0"/>
     <w:qFormat/>
     <w:rPr>
-      <w:rFonts w:ascii="ＭＳ 明朝;MS Mincho" w:hAnsi="ＭＳ 明朝;MS Mincho" w:eastAsia="ＭＳ 明朝;MS Mincho" w:cs="Times New Roman"/>
+      <w:rFonts w:ascii="ＭＳ 明朝" w:hAnsi="ＭＳ 明朝" w:eastAsia="ＭＳ 明朝" w:cs="Times New Roman"/>
     </w:rPr>
   </w:style>
   <w:style w:type="character" w:styleId="WW8Num22z0">
@@ -7182,7 +7250,7 @@
     <w:name w:val="本文 (文字)"/>
     <w:qFormat/>
     <w:rPr>
-      <w:rFonts w:ascii="ＭＳ 明朝;MS Mincho" w:hAnsi="ＭＳ 明朝;MS Mincho" w:cs="Times New Roman"/>
+      <w:rFonts w:ascii="ＭＳ 明朝" w:hAnsi="ＭＳ 明朝" w:cs="Times New Roman"/>
       <w:sz w:val="22"/>
     </w:rPr>
   </w:style>
@@ -7190,7 +7258,7 @@
     <w:name w:val="基本"/>
     <w:qFormat/>
     <w:rPr>
-      <w:rFonts w:ascii="RyuminPr5-Regular;HGPｺﾞｼｯｸE" w:hAnsi="RyuminPr5-Regular;HGPｺﾞｼｯｸE" w:eastAsia="RyuminPr5-Regular;HGPｺﾞｼｯｸE" w:cs="RyuminPr5-Regular;HGPｺﾞｼｯｸE"/>
+      <w:rFonts w:ascii="RyuminPr5-Regular" w:hAnsi="RyuminPr5-Regular" w:eastAsia="RyuminPr5-Regular" w:cs="RyuminPr5-Regular"/>
       <w:w w:val="100"/>
       <w:sz w:val="21"/>
       <w:szCs w:val="21"/>
@@ -7200,7 +7268,7 @@
     <w:name w:val="本文インデント 3 (文字)"/>
     <w:qFormat/>
     <w:rPr>
-      <w:rFonts w:ascii="ＭＳ 明朝;MS Mincho" w:hAnsi="ＭＳ 明朝;MS Mincho" w:cs="Arial"/>
+      <w:rFonts w:ascii="ＭＳ 明朝" w:hAnsi="ＭＳ 明朝" w:cs="Arial"/>
       <w:kern w:val="2"/>
       <w:sz w:val="22"/>
     </w:rPr>
@@ -7209,7 +7277,7 @@
     <w:name w:val="本文インデント (文字)"/>
     <w:qFormat/>
     <w:rPr>
-      <w:rFonts w:ascii="Arial" w:hAnsi="Arial" w:eastAsia="ＪＳ明朝;ＭＳ 明朝" w:cs="Arial"/>
+      <w:rFonts w:ascii="Arial" w:hAnsi="Arial" w:eastAsia="ＪＳ明朝" w:cs="Arial"/>
       <w:kern w:val="2"/>
       <w:sz w:val="16"/>
     </w:rPr>
@@ -7224,7 +7292,7 @@
       <w:spacing w:before="240" w:after="120"/>
     </w:pPr>
     <w:rPr>
-      <w:rFonts w:ascii="Liberation Sans" w:hAnsi="Liberation Sans" w:eastAsia="WenQuanYi Zen Hei" w:cs="FreeSans"/>
+      <w:rFonts w:ascii="Liberation Sans" w:hAnsi="Liberation Sans" w:eastAsia="ＭＳ ゴシック" w:cs="FreeSans"/>
       <w:sz w:val="28"/>
       <w:szCs w:val="28"/>
     </w:rPr>
@@ -7237,7 +7305,7 @@
       <w:spacing w:lineRule="atLeast" w:line="320"/>
     </w:pPr>
     <w:rPr>
-      <w:rFonts w:ascii="ＭＳ 明朝;MS Mincho" w:hAnsi="ＭＳ 明朝;MS Mincho" w:cs="Times New Roman"/>
+      <w:rFonts w:ascii="ＭＳ 明朝" w:hAnsi="ＭＳ 明朝" w:cs="Times New Roman"/>
       <w:kern w:val="0"/>
     </w:rPr>
   </w:style>
@@ -7340,7 +7408,7 @@
       <w:ind w:hanging="0" w:start="565" w:end="0"/>
     </w:pPr>
     <w:rPr>
-      <w:rFonts w:ascii="Arial" w:hAnsi="Arial" w:eastAsia="ＪＳ明朝;ＭＳ 明朝" w:cs="Arial"/>
+      <w:rFonts w:ascii="Arial" w:hAnsi="Arial" w:eastAsia="ＪＳ明朝" w:cs="Arial"/>
       <w:sz w:val="16"/>
     </w:rPr>
   </w:style>
@@ -7352,7 +7420,7 @@
       <w:ind w:hanging="340" w:start="565" w:end="0"/>
     </w:pPr>
     <w:rPr>
-      <w:rFonts w:ascii="ＭＳ 明朝;MS Mincho" w:hAnsi="ＭＳ 明朝;MS Mincho" w:cs="Arial"/>
+      <w:rFonts w:ascii="ＭＳ 明朝" w:hAnsi="ＭＳ 明朝" w:cs="Arial"/>
     </w:rPr>
   </w:style>
   <w:style w:type="paragraph" w:styleId="Style16">
@@ -7378,7 +7446,7 @@
       <w:shd w:fill="000080" w:val="clear"/>
     </w:pPr>
     <w:rPr>
-      <w:rFonts w:ascii="Arial" w:hAnsi="Arial" w:eastAsia="ＭＳ ゴシック;MS Gothic" w:cs="Arial"/>
+      <w:rFonts w:ascii="Arial" w:hAnsi="Arial" w:eastAsia="ＭＳ ゴシック" w:cs="Arial"/>
     </w:rPr>
   </w:style>
   <w:style w:type="paragraph" w:styleId="2">
@@ -7389,7 +7457,7 @@
       <w:jc w:val="center"/>
     </w:pPr>
     <w:rPr>
-      <w:rFonts w:eastAsia="ＭＳ ゴシック;MS Gothic"/>
+      <w:rFonts w:eastAsia="ＭＳ ゴシック"/>
       <w:sz w:val="72"/>
     </w:rPr>
   </w:style>
@@ -7403,7 +7471,7 @@
       <w:ind w:hanging="0" w:start="454" w:end="0"/>
     </w:pPr>
     <w:rPr>
-      <w:rFonts w:ascii="ＭＳ 明朝;MS Mincho" w:hAnsi="ＭＳ 明朝;MS Mincho" w:cs="Times New Roman"/>
+      <w:rFonts w:ascii="ＭＳ 明朝" w:hAnsi="ＭＳ 明朝" w:cs="Times New Roman"/>
       <w:kern w:val="0"/>
     </w:rPr>
   </w:style>
@@ -7422,7 +7490,7 @@
     <w:qFormat/>
     <w:pPr/>
     <w:rPr>
-      <w:rFonts w:ascii="Arial" w:hAnsi="Arial" w:eastAsia="ＭＳ ゴシック;MS Gothic" w:cs="Arial"/>
+      <w:rFonts w:ascii="Arial" w:hAnsi="Arial" w:eastAsia="ＭＳ ゴシック" w:cs="Arial"/>
       <w:sz w:val="18"/>
       <w:szCs w:val="18"/>
     </w:rPr>
@@ -7439,7 +7507,7 @@
       <w:textAlignment w:val="center"/>
     </w:pPr>
     <w:rPr>
-      <w:rFonts w:ascii="KozMinPro-Regular;游ゴシック" w:hAnsi="KozMinPro-Regular;游ゴシック" w:eastAsia="KozMinPro-Regular;游ゴシック" w:cs="KozMinPro-Regular;游ゴシック"/>
+      <w:rFonts w:ascii="KozMinPro-Regular" w:hAnsi="KozMinPro-Regular" w:eastAsia="KozMinPro-Regular" w:cs="KozMinPro-Regular"/>
       <w:color w:val="000000"/>
       <w:sz w:val="18"/>
       <w:szCs w:val="18"/>
@@ -7457,7 +7525,7 @@
       <w:textAlignment w:val="center"/>
     </w:pPr>
     <w:rPr>
-      <w:rFonts w:ascii="RyuminPr5-Regular;HGPｺﾞｼｯｸE" w:hAnsi="RyuminPr5-Regular;HGPｺﾞｼｯｸE" w:eastAsia="RyuminPr5-Regular;HGPｺﾞｼｯｸE" w:cs="RyuminPr5-Regular;HGPｺﾞｼｯｸE"/>
+      <w:rFonts w:ascii="RyuminPr5-Regular" w:hAnsi="RyuminPr5-Regular" w:eastAsia="RyuminPr5-Regular" w:cs="RyuminPr5-Regular"/>
       <w:color w:val="000000"/>
       <w:w w:val="99"/>
       <w:kern w:val="0"/>
@@ -7474,7 +7542,7 @@
       <w:textAlignment w:val="baseline"/>
     </w:pPr>
     <w:rPr>
-      <w:rFonts w:ascii="ＭＳ ゴシック;MS Gothic" w:hAnsi="ＭＳ ゴシック;MS Gothic" w:eastAsia="ＭＳ ゴシック;MS Gothic" w:cs="ＭＳ ゴシック;MS Gothic"/>
+      <w:rFonts w:ascii="ＭＳ ゴシック" w:hAnsi="ＭＳ ゴシック" w:eastAsia="ＭＳ ゴシック" w:cs="ＭＳ ゴシック"/>
       <w:kern w:val="0"/>
       <w:sz w:val="20"/>
     </w:rPr>
